--- a/docs/deliverables/作品介绍-意卷IntentForm-v1.docx
+++ b/docs/deliverables/作品介绍-意卷IntentForm-v1.docx
@@ -401,7 +401,7 @@
                 <w:color w:val="1F2328"/>
                 <w:sz w:val="17"/>
               </w:rPr>
-              <w:t>pnpm typecheck（4 个包）· npx vitest run（52 文件 / 566 用例）· pnpm lint（151 文件 0 告警） · node scripts/verify.mjs（VC1–VC4 4/4）· node scripts/browser-closed-loop.mjs（真浏览器 6 步 8 图）</w:t>
+              <w:t>pnpm typecheck（4 个包）· npx vitest run（53 文件 / 590 用例）· pnpm lint（154 文件 0 告警） · node scripts/verify.mjs（VC1–VC4 4/4）· node scripts/browser-closed-loop.mjs（真浏览器 6 步 8 图）</w:t>
             </w:r>
           </w:p>
         </w:tc>
@@ -711,7 +711,7 @@
                 <w:color w:val="1F2328"/>
                 <w:sz w:val="16"/>
               </w:rPr>
-              <w:t>566 个用例、两个 AI 生成用例提交、6 个被测试抓出的真实缺陷与修复 commit</w:t>
+              <w:t>590 个用例、AI 生成用例的两个提交、8 个被测试抓出的真实缺陷；整份需求达标率 42.9%（可表达子集 92.3%）</w:t>
             </w:r>
           </w:p>
         </w:tc>
@@ -1278,7 +1278,7 @@
                 <w:color w:val="1F2328"/>
                 <w:sz w:val="17"/>
               </w:rPr>
-              <w:t>52 个文件 / 566 个用例全绿</w:t>
+              <w:t>53 个文件 / 590 个用例全绿</w:t>
             </w:r>
           </w:p>
         </w:tc>
@@ -3461,7 +3461,7 @@
                 <w:color w:val="1F2328"/>
                 <w:sz w:val="17"/>
               </w:rPr>
-              <w:t>52 个测试文件、566 个用例全部通过，2.11 秒</w:t>
+              <w:t>53 个测试文件、590 个用例全部通过，2.60 秒</w:t>
             </w:r>
           </w:p>
         </w:tc>
@@ -3481,7 +3481,7 @@
                 <w:color w:val="1F2328"/>
                 <w:sz w:val="17"/>
               </w:rPr>
-              <w:t>2026-10-27 18:36（npx vitest run）</w:t>
+              <w:t>2026-10-27 21:45（npx vitest run）</w:t>
             </w:r>
           </w:p>
         </w:tc>
@@ -3543,7 +3543,7 @@
                 <w:color w:val="1F2328"/>
                 <w:sz w:val="17"/>
               </w:rPr>
-              <w:t>2026-10-27 18:37（pnpm typecheck）</w:t>
+              <w:t>2026-10-27 21:45（pnpm typecheck）</w:t>
             </w:r>
           </w:p>
         </w:tc>
@@ -3585,7 +3585,7 @@
                 <w:color w:val="1F2328"/>
                 <w:sz w:val="17"/>
               </w:rPr>
-              <w:t>oxlint --deny-warnings：151 文件，0 warning 0 error</w:t>
+              <w:t>oxlint --deny-warnings：154 文件，0 warning 0 error</w:t>
             </w:r>
           </w:p>
         </w:tc>
@@ -3605,7 +3605,7 @@
                 <w:color w:val="1F2328"/>
                 <w:sz w:val="17"/>
               </w:rPr>
-              <w:t>2026-10-27 18:37（pnpm lint）</w:t>
+              <w:t>2026-10-27 21:41（pnpm lint）</w:t>
             </w:r>
           </w:p>
         </w:tc>
@@ -3709,7 +3709,7 @@
                 <w:color w:val="1F2328"/>
                 <w:sz w:val="17"/>
               </w:rPr>
-              <w:t>6 步全绿，八张截图，判分 20/20，看板新增 1 行（slug s5xezyggjy）</w:t>
+              <w:t>6 步全绿，八张截图，判分 20/20，看板新增 1 行（slug hx2w54k7m3）</w:t>
             </w:r>
           </w:p>
         </w:tc>
@@ -3729,7 +3729,69 @@
                 <w:color w:val="1F2328"/>
                 <w:sz w:val="17"/>
               </w:rPr>
-              <w:t>2026-10-27 15:43（browser-closed-loop.mjs）</w:t>
+              <w:t>2026-10-27 18:41（browser-closed-loop.mjs）</w:t>
+            </w:r>
+          </w:p>
+        </w:tc>
+      </w:tr>
+      <w:tr>
+        <w:tc>
+          <w:tcPr>
+            <w:tcW w:type="dxa" w:w="1814"/>
+          </w:tcPr>
+          <w:p>
+            <w:pPr>
+              <w:spacing w:after="20" w:line="288" w:lineRule="auto"/>
+            </w:pPr>
+            <w:r/>
+            <w:r>
+              <w:rPr>
+                <w:rFonts w:ascii="Segoe UI" w:hAnsi="Segoe UI" w:eastAsia="Microsoft YaHei"/>
+                <w:b w:val="0"/>
+                <w:color w:val="1F2328"/>
+                <w:sz w:val="17"/>
+              </w:rPr>
+              <w:t>整份需求达标率</w:t>
+            </w:r>
+          </w:p>
+        </w:tc>
+        <w:tc>
+          <w:tcPr>
+            <w:tcW w:type="dxa" w:w="5329"/>
+          </w:tcPr>
+          <w:p>
+            <w:pPr>
+              <w:spacing w:after="20" w:line="288" w:lineRule="auto"/>
+            </w:pPr>
+            <w:r/>
+            <w:r>
+              <w:rPr>
+                <w:rFonts w:ascii="Segoe UI" w:hAnsi="Segoe UI" w:eastAsia="Microsoft YaHei"/>
+                <w:b w:val="0"/>
+                <w:color w:val="1F2328"/>
+                <w:sz w:val="17"/>
+              </w:rPr>
+              <w:t>28 条判分需求，42.9% 完全满足；可表达子集 92.3%；题量偏差 0.00 题</w:t>
+            </w:r>
+          </w:p>
+        </w:tc>
+        <w:tc>
+          <w:tcPr>
+            <w:tcW w:type="dxa" w:w="1928"/>
+          </w:tcPr>
+          <w:p>
+            <w:pPr>
+              <w:spacing w:after="20" w:line="288" w:lineRule="auto"/>
+            </w:pPr>
+            <w:r/>
+            <w:r>
+              <w:rPr>
+                <w:rFonts w:ascii="Segoe UI" w:hAnsi="Segoe UI" w:eastAsia="Microsoft YaHei"/>
+                <w:b w:val="0"/>
+                <w:color w:val="1F2328"/>
+                <w:sz w:val="17"/>
+              </w:rPr>
+              <w:t>2026-10-27 21:42（pnpm eval，live）</w:t>
             </w:r>
           </w:p>
         </w:tc>
@@ -3879,7 +3941,7 @@
           <w:color w:val="1F2328"/>
           <w:sz w:val="20"/>
         </w:rPr>
-        <w:t>：上面每一行都是当轮命令的真实输出，不是累计统计。上一轮（10-27 08:23）的用例数是 114 条 web 用例的子集，本轮总数从 566 起算；如果评审在自己机器上跑出不同的数字，以命令输出为准，本文不追认任何未跑过的数。</w:t>
+        <w:t>：上面每一行都是当轮命令的真实输出，不是累计统计。用例数从 566 涨到 590，多出来的是评测器自己的 24 条（判分口径一旦错，报告里的百分比全是假的，所以尺子先要有测试）。如果评审在自己机器上跑出不同的数字，以命令输出为准，本文不追认任何未跑过的数。</w:t>
       </w:r>
     </w:p>
     <w:p>
@@ -4015,7 +4077,7 @@
           <w:color w:val="1D4ED8"/>
           <w:sz w:val="23"/>
         </w:rPr>
-        <w:t>3.3　被测试抓出来的 6 个真实缺陷</w:t>
+        <w:t>3.3　被测试抓出来的 8 个真实缺陷</w:t>
       </w:r>
     </w:p>
     <w:p>
@@ -4029,7 +4091,7 @@
           <w:color w:val="1F2328"/>
           <w:sz w:val="20"/>
         </w:rPr>
-        <w:t>下面每一条都真实发生过，都有 commit 可查、都有回归断言。它们同时也是「测试有没有用」的证据：如果测试只是复述实现，这 6 个缺陷一个都抓不到。</w:t>
+        <w:t>下面每一条都真实发生过，都有 commit 可查、都有回归断言。它们同时也是「测试有没有用」的证据：如果测试只是复述实现，这 8 个缺陷一个都抓不到。</w:t>
       </w:r>
     </w:p>
     <w:tbl>
@@ -4616,6 +4678,170 @@
                 <w:sz w:val="17"/>
               </w:rPr>
               <w:t>3def01f fix(scripts): 容忍句柄延迟</w:t>
+            </w:r>
+          </w:p>
+        </w:tc>
+      </w:tr>
+      <w:tr>
+        <w:tc>
+          <w:tcPr>
+            <w:tcW w:type="dxa" w:w="397"/>
+          </w:tcPr>
+          <w:p>
+            <w:pPr>
+              <w:spacing w:after="20" w:line="288" w:lineRule="auto"/>
+            </w:pPr>
+            <w:r/>
+            <w:r>
+              <w:rPr>
+                <w:rFonts w:ascii="Segoe UI" w:hAnsi="Segoe UI" w:eastAsia="Microsoft YaHei"/>
+                <w:b w:val="0"/>
+                <w:color w:val="1F2328"/>
+                <w:sz w:val="17"/>
+              </w:rPr>
+              <w:t>7</w:t>
+            </w:r>
+          </w:p>
+        </w:tc>
+        <w:tc>
+          <w:tcPr>
+            <w:tcW w:type="dxa" w:w="3572"/>
+          </w:tcPr>
+          <w:p>
+            <w:pPr>
+              <w:spacing w:after="20" w:line="288" w:lineRule="auto"/>
+            </w:pPr>
+            <w:r/>
+            <w:r>
+              <w:rPr>
+                <w:rFonts w:ascii="Segoe UI" w:hAnsi="Segoe UI" w:eastAsia="Microsoft YaHei"/>
+                <w:b w:val="0"/>
+                <w:color w:val="1F2328"/>
+                <w:sz w:val="17"/>
+              </w:rPr>
+              <w:t>评测器把「一条都没产出」算成「结构完全匹配」：0/28 报成 25/28</w:t>
+            </w:r>
+          </w:p>
+        </w:tc>
+        <w:tc>
+          <w:tcPr>
+            <w:tcW w:type="dxa" w:w="2494"/>
+          </w:tcPr>
+          <w:p>
+            <w:pPr>
+              <w:spacing w:after="20" w:line="288" w:lineRule="auto"/>
+            </w:pPr>
+            <w:r/>
+            <w:r>
+              <w:rPr>
+                <w:rFonts w:ascii="Segoe UI" w:hAnsi="Segoe UI" w:eastAsia="Microsoft YaHei"/>
+                <w:b w:val="0"/>
+                <w:color w:val="1F2328"/>
+                <w:sz w:val="17"/>
+              </w:rPr>
+              <w:t>评测器自审（对着空成品看判定树）</w:t>
+            </w:r>
+          </w:p>
+        </w:tc>
+        <w:tc>
+          <w:tcPr>
+            <w:tcW w:type="dxa" w:w="2608"/>
+          </w:tcPr>
+          <w:p>
+            <w:pPr>
+              <w:spacing w:after="20" w:line="288" w:lineRule="auto"/>
+            </w:pPr>
+            <w:r/>
+            <w:r>
+              <w:rPr>
+                <w:rFonts w:ascii="Segoe UI" w:hAnsi="Segoe UI" w:eastAsia="Microsoft YaHei"/>
+                <w:b w:val="0"/>
+                <w:color w:val="1F2328"/>
+                <w:sz w:val="17"/>
+              </w:rPr>
+              <w:t>3cebf94 feat(eval): 判定器升 v3 [AI-TEST]</w:t>
+            </w:r>
+          </w:p>
+        </w:tc>
+      </w:tr>
+      <w:tr>
+        <w:tc>
+          <w:tcPr>
+            <w:tcW w:type="dxa" w:w="397"/>
+          </w:tcPr>
+          <w:p>
+            <w:pPr>
+              <w:spacing w:after="20" w:line="288" w:lineRule="auto"/>
+            </w:pPr>
+            <w:r/>
+            <w:r>
+              <w:rPr>
+                <w:rFonts w:ascii="Segoe UI" w:hAnsi="Segoe UI" w:eastAsia="Microsoft YaHei"/>
+                <w:b w:val="0"/>
+                <w:color w:val="1F2328"/>
+                <w:sz w:val="17"/>
+              </w:rPr>
+              <w:t>8</w:t>
+            </w:r>
+          </w:p>
+        </w:tc>
+        <w:tc>
+          <w:tcPr>
+            <w:tcW w:type="dxa" w:w="3572"/>
+          </w:tcPr>
+          <w:p>
+            <w:pPr>
+              <w:spacing w:after="20" w:line="288" w:lineRule="auto"/>
+            </w:pPr>
+            <w:r/>
+            <w:r>
+              <w:rPr>
+                <w:rFonts w:ascii="Segoe UI" w:hAnsi="Segoe UI" w:eastAsia="Microsoft YaHei"/>
+                <w:b w:val="0"/>
+                <w:color w:val="1F2328"/>
+                <w:sz w:val="17"/>
+              </w:rPr>
+              <w:t>评测器比产品更严：问卷里 schema 允许的 bloom / knowledgePoint 被判违规，误伤 3 条合格问卷</w:t>
+            </w:r>
+          </w:p>
+        </w:tc>
+        <w:tc>
+          <w:tcPr>
+            <w:tcW w:type="dxa" w:w="2494"/>
+          </w:tcPr>
+          <w:p>
+            <w:pPr>
+              <w:spacing w:after="20" w:line="288" w:lineRule="auto"/>
+            </w:pPr>
+            <w:r/>
+            <w:r>
+              <w:rPr>
+                <w:rFonts w:ascii="Segoe UI" w:hAnsi="Segoe UI" w:eastAsia="Microsoft YaHei"/>
+                <w:b w:val="0"/>
+                <w:color w:val="1F2328"/>
+                <w:sz w:val="17"/>
+              </w:rPr>
+              <w:t>同一轮的逐条明细复核</w:t>
+            </w:r>
+          </w:p>
+        </w:tc>
+        <w:tc>
+          <w:tcPr>
+            <w:tcW w:type="dxa" w:w="2608"/>
+          </w:tcPr>
+          <w:p>
+            <w:pPr>
+              <w:spacing w:after="20" w:line="288" w:lineRule="auto"/>
+            </w:pPr>
+            <w:r/>
+            <w:r>
+              <w:rPr>
+                <w:rFonts w:ascii="Segoe UI" w:hAnsi="Segoe UI" w:eastAsia="Microsoft YaHei"/>
+                <w:b w:val="0"/>
+                <w:color w:val="1F2328"/>
+                <w:sz w:val="17"/>
+              </w:rPr>
+              <w:t>3cebf94 feat(eval): 判定器升 v3 [AI-TEST]</w:t>
             </w:r>
           </w:p>
         </w:tc>
@@ -4646,6 +4872,29 @@
     </w:p>
     <w:p>
       <w:pPr>
+        <w:spacing w:after="120" w:line="324" w:lineRule="auto"/>
+      </w:pPr>
+      <w:r>
+        <w:rPr>
+          <w:rFonts w:ascii="Segoe UI" w:hAnsi="Segoe UI" w:eastAsia="Microsoft YaHei"/>
+          <w:b/>
+          <w:color w:val="1F2328"/>
+          <w:sz w:val="20"/>
+        </w:rPr>
+        <w:t>第 7、8 条与前 6 条不同类</w:t>
+      </w:r>
+      <w:r>
+        <w:rPr>
+          <w:rFonts w:ascii="Segoe UI" w:hAnsi="Segoe UI" w:eastAsia="Microsoft YaHei"/>
+          <w:b w:val="0"/>
+          <w:color w:val="1F2328"/>
+          <w:sz w:val="20"/>
+        </w:rPr>
+        <w:t>：它们不是产品缺陷，是「尺子」缺陷——量具往好看的方向偏，比产品有 bug 更危险，因为它会让后面所有数字失去意义。第 7 条尤其典型：判蓝图层原来写的是「每条蓝图判定都通过」，而空成品根本没有蓝图判定，「一个都没失败」于是等于「全部通过」。这类错误在任何「逐项断言」的写法里都可能出现，判据是：分母该有 N 条判定时，实际收到几条？收不齐就必须判不合格，不能沉默地放过。两条修完后判定器从 v2 升到 v3，并配 24 条单测盯着这三个方向（空成品、误伤合法字段、平均偏差被稀释）。</w:t>
+      </w:r>
+    </w:p>
+    <w:p>
+      <w:pPr>
         <w:keepNext/>
         <w:spacing w:before="180" w:after="100"/>
       </w:pPr>
@@ -4656,7 +4905,583 @@
           <w:color w:val="1D4ED8"/>
           <w:sz w:val="23"/>
         </w:rPr>
-        <w:t>3.4　没做到的部分（同章交代，不藏到附录）</w:t>
+        <w:t>3.4　整份需求达标率：第一次真测</w:t>
+      </w:r>
+    </w:p>
+    <w:p>
+      <w:pPr>
+        <w:spacing w:after="120" w:line="324" w:lineRule="auto"/>
+      </w:pPr>
+      <w:r>
+        <w:rPr>
+          <w:rFonts w:ascii="Segoe UI" w:hAnsi="Segoe UI" w:eastAsia="Microsoft YaHei"/>
+          <w:b w:val="0"/>
+          <w:color w:val="1F2328"/>
+          <w:sz w:val="20"/>
+        </w:rPr>
+        <w:t>前面几节量的是「链路通不通」「用例多不多」，都不是「一句人话需求到底被满足了多少」。为此建了一套离线评测：30 条需求（16 条 debug + 14 条 holdout，其中 12 条判分、2 条缺槽位探针），逐条打进真实的 /api/generate，把成品按四个维度判分——蓝图（类型/题量/题型/总分/知识点）、校验（问卷不许带答案与分值）、能力（需求在当前 schema 下能不能表达）、门禁（有没有走完闭环）。分母固定：超时、空成品、门禁拦截、录像未命中都留在分母里，不许挑。</w:t>
+      </w:r>
+    </w:p>
+    <w:tbl>
+      <w:tblPr>
+        <w:tblStyle w:val="TableGrid"/>
+        <w:tblW w:type="auto" w:w="0"/>
+        <w:jc w:val="center"/>
+        <w:tblLayout w:type="fixed"/>
+        <w:tblLook w:firstColumn="1" w:firstRow="1" w:lastColumn="0" w:lastRow="0" w:noHBand="0" w:noVBand="1" w:val="04A0"/>
+      </w:tblPr>
+      <w:tblGrid>
+        <w:gridCol w:w="3173"/>
+        <w:gridCol w:w="3173"/>
+        <w:gridCol w:w="3173"/>
+      </w:tblGrid>
+      <w:tr>
+        <w:tc>
+          <w:tcPr>
+            <w:tcW w:type="dxa" w:w="1701"/>
+          </w:tcPr>
+          <w:p>
+            <w:pPr>
+              <w:spacing w:after="20" w:line="288" w:lineRule="auto"/>
+            </w:pPr>
+            <w:r/>
+            <w:r>
+              <w:rPr>
+                <w:rFonts w:ascii="Segoe UI" w:hAnsi="Segoe UI" w:eastAsia="Microsoft YaHei"/>
+                <w:b/>
+                <w:color w:val="1D4ED8"/>
+                <w:sz w:val="17"/>
+              </w:rPr>
+              <w:t>口径</w:t>
+            </w:r>
+          </w:p>
+        </w:tc>
+        <w:tc>
+          <w:tcPr>
+            <w:tcW w:type="dxa" w:w="4195"/>
+          </w:tcPr>
+          <w:p>
+            <w:pPr>
+              <w:spacing w:after="20" w:line="288" w:lineRule="auto"/>
+            </w:pPr>
+            <w:r/>
+            <w:r>
+              <w:rPr>
+                <w:rFonts w:ascii="Segoe UI" w:hAnsi="Segoe UI" w:eastAsia="Microsoft YaHei"/>
+                <w:b/>
+                <w:color w:val="1D4ED8"/>
+                <w:sz w:val="17"/>
+              </w:rPr>
+              <w:t>数值</w:t>
+            </w:r>
+          </w:p>
+        </w:tc>
+        <w:tc>
+          <w:tcPr>
+            <w:tcW w:type="dxa" w:w="3175"/>
+          </w:tcPr>
+          <w:p>
+            <w:pPr>
+              <w:spacing w:after="20" w:line="288" w:lineRule="auto"/>
+            </w:pPr>
+            <w:r/>
+            <w:r>
+              <w:rPr>
+                <w:rFonts w:ascii="Segoe UI" w:hAnsi="Segoe UI" w:eastAsia="Microsoft YaHei"/>
+                <w:b/>
+                <w:color w:val="1D4ED8"/>
+                <w:sz w:val="17"/>
+              </w:rPr>
+              <w:t>怎么读</w:t>
+            </w:r>
+          </w:p>
+        </w:tc>
+      </w:tr>
+      <w:tr>
+        <w:tc>
+          <w:tcPr>
+            <w:tcW w:type="dxa" w:w="1701"/>
+          </w:tcPr>
+          <w:p>
+            <w:pPr>
+              <w:spacing w:after="20" w:line="288" w:lineRule="auto"/>
+            </w:pPr>
+            <w:r/>
+            <w:r>
+              <w:rPr>
+                <w:rFonts w:ascii="Segoe UI" w:hAnsi="Segoe UI" w:eastAsia="Microsoft YaHei"/>
+                <w:b w:val="0"/>
+                <w:color w:val="1F2328"/>
+                <w:sz w:val="17"/>
+              </w:rPr>
+              <w:t>整份达标率</w:t>
+            </w:r>
+          </w:p>
+        </w:tc>
+        <w:tc>
+          <w:tcPr>
+            <w:tcW w:type="dxa" w:w="4195"/>
+          </w:tcPr>
+          <w:p>
+            <w:pPr>
+              <w:spacing w:after="20" w:line="288" w:lineRule="auto"/>
+            </w:pPr>
+            <w:r/>
+            <w:r>
+              <w:rPr>
+                <w:rFonts w:ascii="Segoe UI" w:hAnsi="Segoe UI" w:eastAsia="Microsoft YaHei"/>
+                <w:b w:val="0"/>
+                <w:color w:val="1F2328"/>
+                <w:sz w:val="17"/>
+              </w:rPr>
+              <w:t>42.9%（12 / 28）</w:t>
+            </w:r>
+          </w:p>
+        </w:tc>
+        <w:tc>
+          <w:tcPr>
+            <w:tcW w:type="dxa" w:w="3175"/>
+          </w:tcPr>
+          <w:p>
+            <w:pPr>
+              <w:spacing w:after="20" w:line="288" w:lineRule="auto"/>
+            </w:pPr>
+            <w:r/>
+            <w:r>
+              <w:rPr>
+                <w:rFonts w:ascii="Segoe UI" w:hAnsi="Segoe UI" w:eastAsia="Microsoft YaHei"/>
+                <w:b w:val="0"/>
+                <w:color w:val="1F2328"/>
+                <w:sz w:val="17"/>
+              </w:rPr>
+              <w:t>对外就报这个：分母最硬，一条都不剔除</w:t>
+            </w:r>
+          </w:p>
+        </w:tc>
+      </w:tr>
+      <w:tr>
+        <w:tc>
+          <w:tcPr>
+            <w:tcW w:type="dxa" w:w="1701"/>
+          </w:tcPr>
+          <w:p>
+            <w:pPr>
+              <w:spacing w:after="20" w:line="288" w:lineRule="auto"/>
+            </w:pPr>
+            <w:r/>
+            <w:r>
+              <w:rPr>
+                <w:rFonts w:ascii="Segoe UI" w:hAnsi="Segoe UI" w:eastAsia="Microsoft YaHei"/>
+                <w:b w:val="0"/>
+                <w:color w:val="1F2328"/>
+                <w:sz w:val="17"/>
+              </w:rPr>
+              <w:t>可表达子集达标率</w:t>
+            </w:r>
+          </w:p>
+        </w:tc>
+        <w:tc>
+          <w:tcPr>
+            <w:tcW w:type="dxa" w:w="4195"/>
+          </w:tcPr>
+          <w:p>
+            <w:pPr>
+              <w:spacing w:after="20" w:line="288" w:lineRule="auto"/>
+            </w:pPr>
+            <w:r/>
+            <w:r>
+              <w:rPr>
+                <w:rFonts w:ascii="Segoe UI" w:hAnsi="Segoe UI" w:eastAsia="Microsoft YaHei"/>
+                <w:b w:val="0"/>
+                <w:color w:val="1F2328"/>
+                <w:sz w:val="17"/>
+              </w:rPr>
+              <w:t>92.3%（12 / 13）</w:t>
+            </w:r>
+          </w:p>
+        </w:tc>
+        <w:tc>
+          <w:tcPr>
+            <w:tcW w:type="dxa" w:w="3175"/>
+          </w:tcPr>
+          <w:p>
+            <w:pPr>
+              <w:spacing w:after="20" w:line="288" w:lineRule="auto"/>
+            </w:pPr>
+            <w:r/>
+            <w:r>
+              <w:rPr>
+                <w:rFonts w:ascii="Segoe UI" w:hAnsi="Segoe UI" w:eastAsia="Microsoft YaHei"/>
+                <w:b w:val="0"/>
+                <w:color w:val="1F2328"/>
+                <w:sz w:val="17"/>
+              </w:rPr>
+              <w:t>只在产品结构能表达的需求上算，避免把产品缺口记成模型能力</w:t>
+            </w:r>
+          </w:p>
+        </w:tc>
+      </w:tr>
+      <w:tr>
+        <w:tc>
+          <w:tcPr>
+            <w:tcW w:type="dxa" w:w="1701"/>
+          </w:tcPr>
+          <w:p>
+            <w:pPr>
+              <w:spacing w:after="20" w:line="288" w:lineRule="auto"/>
+            </w:pPr>
+            <w:r/>
+            <w:r>
+              <w:rPr>
+                <w:rFonts w:ascii="Segoe UI" w:hAnsi="Segoe UI" w:eastAsia="Microsoft YaHei"/>
+                <w:b w:val="0"/>
+                <w:color w:val="1F2328"/>
+                <w:sz w:val="17"/>
+              </w:rPr>
+              <w:t>题量平均绝对偏差</w:t>
+            </w:r>
+          </w:p>
+        </w:tc>
+        <w:tc>
+          <w:tcPr>
+            <w:tcW w:type="dxa" w:w="4195"/>
+          </w:tcPr>
+          <w:p>
+            <w:pPr>
+              <w:spacing w:after="20" w:line="288" w:lineRule="auto"/>
+            </w:pPr>
+            <w:r/>
+            <w:r>
+              <w:rPr>
+                <w:rFonts w:ascii="Segoe UI" w:hAnsi="Segoe UI" w:eastAsia="Microsoft YaHei"/>
+                <w:b w:val="0"/>
+                <w:color w:val="1F2328"/>
+                <w:sz w:val="17"/>
+              </w:rPr>
+              <w:t>0.00 题</w:t>
+            </w:r>
+          </w:p>
+        </w:tc>
+        <w:tc>
+          <w:tcPr>
+            <w:tcW w:type="dxa" w:w="3175"/>
+          </w:tcPr>
+          <w:p>
+            <w:pPr>
+              <w:spacing w:after="20" w:line="288" w:lineRule="auto"/>
+            </w:pPr>
+            <w:r/>
+            <w:r>
+              <w:rPr>
+                <w:rFonts w:ascii="Segoe UI" w:hAnsi="Segoe UI" w:eastAsia="Microsoft YaHei"/>
+                <w:b w:val="0"/>
+                <w:color w:val="1F2328"/>
+                <w:sz w:val="17"/>
+              </w:rPr>
+              <w:t>说几道就是几道，这一层完全没丢</w:t>
+            </w:r>
+          </w:p>
+        </w:tc>
+      </w:tr>
+      <w:tr>
+        <w:tc>
+          <w:tcPr>
+            <w:tcW w:type="dxa" w:w="1701"/>
+          </w:tcPr>
+          <w:p>
+            <w:pPr>
+              <w:spacing w:after="20" w:line="288" w:lineRule="auto"/>
+            </w:pPr>
+            <w:r/>
+            <w:r>
+              <w:rPr>
+                <w:rFonts w:ascii="Segoe UI" w:hAnsi="Segoe UI" w:eastAsia="Microsoft YaHei"/>
+                <w:b w:val="0"/>
+                <w:color w:val="1F2328"/>
+                <w:sz w:val="17"/>
+              </w:rPr>
+              <w:t>首轮达标</w:t>
+            </w:r>
+          </w:p>
+        </w:tc>
+        <w:tc>
+          <w:tcPr>
+            <w:tcW w:type="dxa" w:w="4195"/>
+          </w:tcPr>
+          <w:p>
+            <w:pPr>
+              <w:spacing w:after="20" w:line="288" w:lineRule="auto"/>
+            </w:pPr>
+            <w:r/>
+            <w:r>
+              <w:rPr>
+                <w:rFonts w:ascii="Segoe UI" w:hAnsi="Segoe UI" w:eastAsia="Microsoft YaHei"/>
+                <w:b w:val="0"/>
+                <w:color w:val="1F2328"/>
+                <w:sz w:val="17"/>
+              </w:rPr>
+              <w:t>11 / 28</w:t>
+            </w:r>
+          </w:p>
+        </w:tc>
+        <w:tc>
+          <w:tcPr>
+            <w:tcW w:type="dxa" w:w="3175"/>
+          </w:tcPr>
+          <w:p>
+            <w:pPr>
+              <w:spacing w:after="20" w:line="288" w:lineRule="auto"/>
+            </w:pPr>
+            <w:r/>
+            <w:r>
+              <w:rPr>
+                <w:rFonts w:ascii="Segoe UI" w:hAnsi="Segoe UI" w:eastAsia="Microsoft YaHei"/>
+                <w:b w:val="0"/>
+                <w:color w:val="1F2328"/>
+                <w:sz w:val="17"/>
+              </w:rPr>
+              <w:t>整条链路一次错行都没有的比例</w:t>
+            </w:r>
+          </w:p>
+        </w:tc>
+      </w:tr>
+      <w:tr>
+        <w:tc>
+          <w:tcPr>
+            <w:tcW w:type="dxa" w:w="1701"/>
+          </w:tcPr>
+          <w:p>
+            <w:pPr>
+              <w:spacing w:after="20" w:line="288" w:lineRule="auto"/>
+            </w:pPr>
+            <w:r/>
+            <w:r>
+              <w:rPr>
+                <w:rFonts w:ascii="Segoe UI" w:hAnsi="Segoe UI" w:eastAsia="Microsoft YaHei"/>
+                <w:b w:val="0"/>
+                <w:color w:val="1F2328"/>
+                <w:sz w:val="17"/>
+              </w:rPr>
+              <w:t>错行与修复</w:t>
+            </w:r>
+          </w:p>
+        </w:tc>
+        <w:tc>
+          <w:tcPr>
+            <w:tcW w:type="dxa" w:w="4195"/>
+          </w:tcPr>
+          <w:p>
+            <w:pPr>
+              <w:spacing w:after="20" w:line="288" w:lineRule="auto"/>
+            </w:pPr>
+            <w:r/>
+            <w:r>
+              <w:rPr>
+                <w:rFonts w:ascii="Segoe UI" w:hAnsi="Segoe UI" w:eastAsia="Microsoft YaHei"/>
+                <w:b w:val="0"/>
+                <w:color w:val="1F2328"/>
+                <w:sz w:val="17"/>
+              </w:rPr>
+              <w:t>8 个错行（全是 E_SURVEY_HAS_ANSWER），修复环 8/8 救回</w:t>
+            </w:r>
+          </w:p>
+        </w:tc>
+        <w:tc>
+          <w:tcPr>
+            <w:tcW w:type="dxa" w:w="3175"/>
+          </w:tcPr>
+          <w:p>
+            <w:pPr>
+              <w:spacing w:after="20" w:line="288" w:lineRule="auto"/>
+            </w:pPr>
+            <w:r/>
+            <w:r>
+              <w:rPr>
+                <w:rFonts w:ascii="Segoe UI" w:hAnsi="Segoe UI" w:eastAsia="Microsoft YaHei"/>
+                <w:b w:val="0"/>
+                <w:color w:val="1F2328"/>
+                <w:sz w:val="17"/>
+              </w:rPr>
+              <w:t>问卷首轮带答案被拦下，第二轮改好</w:t>
+            </w:r>
+          </w:p>
+        </w:tc>
+      </w:tr>
+      <w:tr>
+        <w:tc>
+          <w:tcPr>
+            <w:tcW w:type="dxa" w:w="1701"/>
+          </w:tcPr>
+          <w:p>
+            <w:pPr>
+              <w:spacing w:after="20" w:line="288" w:lineRule="auto"/>
+            </w:pPr>
+            <w:r/>
+            <w:r>
+              <w:rPr>
+                <w:rFonts w:ascii="Segoe UI" w:hAnsi="Segoe UI" w:eastAsia="Microsoft YaHei"/>
+                <w:b w:val="0"/>
+                <w:color w:val="1F2328"/>
+                <w:sz w:val="17"/>
+              </w:rPr>
+              <w:t>题型偏差</w:t>
+            </w:r>
+          </w:p>
+        </w:tc>
+        <w:tc>
+          <w:tcPr>
+            <w:tcW w:type="dxa" w:w="4195"/>
+          </w:tcPr>
+          <w:p>
+            <w:pPr>
+              <w:spacing w:after="20" w:line="288" w:lineRule="auto"/>
+            </w:pPr>
+            <w:r/>
+            <w:r>
+              <w:rPr>
+                <w:rFonts w:ascii="Segoe UI" w:hAnsi="Segoe UI" w:eastAsia="Microsoft YaHei"/>
+                <w:b w:val="0"/>
+                <w:color w:val="1F2328"/>
+                <w:sz w:val="17"/>
+              </w:rPr>
+              <w:t>1 条（要 3 单选 + 2 量表 + 2 填空 + 1 简答，模型给了 6 道简答）</w:t>
+            </w:r>
+          </w:p>
+        </w:tc>
+        <w:tc>
+          <w:tcPr>
+            <w:tcW w:type="dxa" w:w="3175"/>
+          </w:tcPr>
+          <w:p>
+            <w:pPr>
+              <w:spacing w:after="20" w:line="288" w:lineRule="auto"/>
+            </w:pPr>
+            <w:r/>
+            <w:r>
+              <w:rPr>
+                <w:rFonts w:ascii="Segoe UI" w:hAnsi="Segoe UI" w:eastAsia="Microsoft YaHei"/>
+                <w:b w:val="0"/>
+                <w:color w:val="1F2328"/>
+                <w:sz w:val="17"/>
+              </w:rPr>
+              <w:t>唯一的题型失控</w:t>
+            </w:r>
+          </w:p>
+        </w:tc>
+      </w:tr>
+      <w:tr>
+        <w:tc>
+          <w:tcPr>
+            <w:tcW w:type="dxa" w:w="1701"/>
+          </w:tcPr>
+          <w:p>
+            <w:pPr>
+              <w:spacing w:after="20" w:line="288" w:lineRule="auto"/>
+            </w:pPr>
+            <w:r/>
+            <w:r>
+              <w:rPr>
+                <w:rFonts w:ascii="Segoe UI" w:hAnsi="Segoe UI" w:eastAsia="Microsoft YaHei"/>
+                <w:b w:val="0"/>
+                <w:color w:val="1F2328"/>
+                <w:sz w:val="17"/>
+              </w:rPr>
+              <w:t>单条耗时</w:t>
+            </w:r>
+          </w:p>
+        </w:tc>
+        <w:tc>
+          <w:tcPr>
+            <w:tcW w:type="dxa" w:w="4195"/>
+          </w:tcPr>
+          <w:p>
+            <w:pPr>
+              <w:spacing w:after="20" w:line="288" w:lineRule="auto"/>
+            </w:pPr>
+            <w:r/>
+            <w:r>
+              <w:rPr>
+                <w:rFonts w:ascii="Segoe UI" w:hAnsi="Segoe UI" w:eastAsia="Microsoft YaHei"/>
+                <w:b w:val="0"/>
+                <w:color w:val="1F2328"/>
+                <w:sz w:val="17"/>
+              </w:rPr>
+              <w:t>均值 3.9 秒，最长 6.4 秒</w:t>
+            </w:r>
+          </w:p>
+        </w:tc>
+        <w:tc>
+          <w:tcPr>
+            <w:tcW w:type="dxa" w:w="3175"/>
+          </w:tcPr>
+          <w:p>
+            <w:pPr>
+              <w:spacing w:after="20" w:line="288" w:lineRule="auto"/>
+            </w:pPr>
+            <w:r/>
+            <w:r>
+              <w:rPr>
+                <w:rFonts w:ascii="Segoe UI" w:hAnsi="Segoe UI" w:eastAsia="Microsoft YaHei"/>
+                <w:b w:val="0"/>
+                <w:color w:val="1F2328"/>
+                <w:sz w:val="17"/>
+              </w:rPr>
+              <w:t>含上游生成与修复重试</w:t>
+            </w:r>
+          </w:p>
+        </w:tc>
+      </w:tr>
+    </w:tbl>
+    <w:p>
+      <w:pPr>
+        <w:spacing w:after="120" w:line="324" w:lineRule="auto"/>
+      </w:pPr>
+      <w:r>
+        <w:rPr>
+          <w:rFonts w:ascii="Segoe UI" w:hAnsi="Segoe UI" w:eastAsia="Microsoft YaHei"/>
+          <w:b/>
+          <w:color w:val="1F2328"/>
+          <w:sz w:val="20"/>
+        </w:rPr>
+        <w:t>为什么两个口径都报</w:t>
+      </w:r>
+      <w:r>
+        <w:rPr>
+          <w:rFonts w:ascii="Segoe UI" w:hAnsi="Segoe UI" w:eastAsia="Microsoft YaHei"/>
+          <w:b w:val="0"/>
+          <w:color w:val="1F2328"/>
+          <w:sz w:val="20"/>
+        </w:rPr>
+        <w:t>：只报 42.9% 会把产品缺口记成模型能力问题；只报 92.3% 像在挑数据。那 15 条没达标的需求写的是「含 N 道简答、每题 5 分、共 M 分」，而简答字段在 schema 里没有分值（packages/schema/src/types.ts:99，shortFieldSchema 继承 baseFieldSchema），总分在结构上就凑不出来——这是产品缺语义，不是模型不会做题。所以 15 条留在分母里按未达标算，另给一份子集数，由读者自己判断该怪谁。</w:t>
+      </w:r>
+    </w:p>
+    <w:p>
+      <w:pPr>
+        <w:spacing w:after="120" w:line="324" w:lineRule="auto"/>
+      </w:pPr>
+      <w:r>
+        <w:rPr>
+          <w:rFonts w:ascii="Segoe UI" w:hAnsi="Segoe UI" w:eastAsia="Microsoft YaHei"/>
+          <w:b w:val="0"/>
+          <w:color w:val="5B636B"/>
+          <w:sz w:val="19"/>
+        </w:rPr>
+        <w:t>这个数字带来的第一个判断是：不改 Prompt。可表达子集已经 92.3%，题量与题型几乎全中，再调 Prompt 是在已经及格的地方刷分；该动的是简答分值这条产品缺口。这也是量化的用处——它能拦住「感觉还能更好」带来的无效迭代。</w:t>
+      </w:r>
+    </w:p>
+    <w:p>
+      <w:pPr>
+        <w:keepNext/>
+        <w:spacing w:before="180" w:after="100"/>
+      </w:pPr>
+      <w:r>
+        <w:rPr>
+          <w:rFonts w:ascii="Segoe UI" w:hAnsi="Segoe UI" w:eastAsia="Microsoft YaHei"/>
+          <w:b/>
+          <w:color w:val="1D4ED8"/>
+          <w:sz w:val="23"/>
+        </w:rPr>
+        <w:t>3.5　没做到的部分（同章交代，不藏到附录）</w:t>
       </w:r>
     </w:p>
     <w:p>
@@ -4682,7 +5507,33 @@
           <w:rFonts w:ascii="Segoe UI" w:hAnsi="Segoe UI" w:eastAsia="Microsoft YaHei"/>
           <w:sz w:val="20"/>
         </w:rPr>
-        <w:t>没有对 live 模型输出做质量评估：整份需求达标率（30 条需求的分母口径）尚未完成，属于省赛阶段的工作。</w:t>
+        <w:t>达标率只测了「结构是否满足」，没测「题目好不好」：看不出难度是否合适、表述是否清楚、有没有歧义。后者要人工评分表，本轮没做。</w:t>
+      </w:r>
+    </w:p>
+    <w:p>
+      <w:pPr>
+        <w:pStyle w:val="ListBullet"/>
+        <w:spacing w:after="60" w:line="324" w:lineRule="auto"/>
+      </w:pPr>
+      <w:r>
+        <w:rPr>
+          <w:rFonts w:ascii="Segoe UI" w:hAnsi="Segoe UI" w:eastAsia="Microsoft YaHei"/>
+          <w:sz w:val="20"/>
+        </w:rPr>
+        <w:t>30 条需求里 16 条是 debug 集（含 3 条预置需求，调 Prompt 时反复看），真正干净的 holdout 只有 14 条，样本量不足以支撑小数点后的比较。</w:t>
+      </w:r>
+    </w:p>
+    <w:p>
+      <w:pPr>
+        <w:pStyle w:val="ListBullet"/>
+        <w:spacing w:after="60" w:line="324" w:lineRule="auto"/>
+      </w:pPr>
+      <w:r>
+        <w:rPr>
+          <w:rFonts w:ascii="Segoe UI" w:hAnsi="Segoe UI" w:eastAsia="Microsoft YaHei"/>
+          <w:sz w:val="20"/>
+        </w:rPr>
+        <w:t>澄清层是 0：两条探针（「帮我出一份英语卷子」「做个问卷」）证明产品直接开生成、不追问缺槽位，这一层没有可量的指标。</w:t>
       </w:r>
     </w:p>
     <w:p>
@@ -4736,7 +5587,7 @@
           <w:color w:val="1D4ED8"/>
           <w:sz w:val="23"/>
         </w:rPr>
-        <w:t>3.5　怎么自己验一遍</w:t>
+        <w:t>3.6　怎么自己验一遍</w:t>
       </w:r>
     </w:p>
     <w:p>
@@ -4774,6 +5625,17 @@
           <w:sz w:val="17"/>
         </w:rPr>
         <w:t>node scripts/browser-closed-loop.mjs # 期望：六步截图落盘 + stdout 打 JSON 摘要（需本机 Chrome）</w:t>
+      </w:r>
+      <w:r>
+        <w:br/>
+      </w:r>
+      <w:r>
+        <w:rPr>
+          <w:rFonts w:ascii="Consolas" w:hAnsi="Consolas" w:eastAsia="Microsoft YaHei"/>
+          <w:color w:val="1F2328"/>
+          <w:sz w:val="17"/>
+        </w:rPr>
+        <w:t>LLM_MODE=replay pnpm eval             # 期望：整份达标率报告，不用 Key（数字与 live 不同，仅验通路）</w:t>
       </w:r>
     </w:p>
     <w:p>
@@ -8223,7 +9085,7 @@
           <w:color w:val="1F2328"/>
           <w:sz w:val="20"/>
         </w:rPr>
-        <w:t>这一节的作用是「评审怀疑某功能没做时先看这里」。下列 8 条都不是计划，是当前版本的真实状态；每条写明影响范围与触发条件，避免读者把它当成「以后会有」。</w:t>
+        <w:t>这一节的作用是「评审怀疑某功能没做时先看这里」。下列 10 条都不是计划，是当前版本的真实状态；每条写明影响范围与触发条件，避免读者把它当成「以后会有」。</w:t>
       </w:r>
     </w:p>
     <w:tbl>
@@ -8462,7 +9324,7 @@
                 <w:color w:val="1F2328"/>
                 <w:sz w:val="17"/>
               </w:rPr>
-              <w:t>没有模型输出质量评估（整份需求达标率）</w:t>
+              <w:t>简答字段没有分值：shortFieldSchema 继承 baseFieldSchema</w:t>
             </w:r>
           </w:p>
         </w:tc>
@@ -8482,7 +9344,7 @@
                 <w:color w:val="1F2328"/>
                 <w:sz w:val="17"/>
               </w:rPr>
-              <w:t>只能证明链路通电，不能证明「模型答得好」；属省赛阶段工作</w:t>
+              <w:t>需求写「含 N 道简答、每题 5 分、共 M 分」时总分凑不出来，30 条评测需求里 15 条因此无解；整份达标率被压到 42.9%，去掉这一组是 92.3%。修法在 schema 侧，要连带改 isScoredItem、判分、publicView、web 渲染并升 schemaVersion</w:t>
             </w:r>
           </w:p>
         </w:tc>
@@ -8524,7 +9386,7 @@
                 <w:color w:val="1F2328"/>
                 <w:sz w:val="17"/>
               </w:rPr>
-              <w:t>三条回放录自本机 OpenAI 兼容 stub</w:t>
+              <w:t>澄清层未实现：缺槽位不追问</w:t>
             </w:r>
           </w:p>
         </w:tc>
@@ -8544,7 +9406,7 @@
                 <w:color w:val="1F2328"/>
                 <w:sz w:val="17"/>
               </w:rPr>
-              <w:t>meta.json 的 upstream 为 local-stub；真实 DeepSeek 输出待有 Key 后重录</w:t>
+              <w:t>「帮我出一份英语卷子」「做个问卷」直接开生成，缺的题型与题量由模型自己猜；两条探针实测 0/2</w:t>
             </w:r>
           </w:p>
         </w:tc>
@@ -8586,7 +9448,7 @@
                 <w:color w:val="1F2328"/>
                 <w:sz w:val="17"/>
               </w:rPr>
-              <w:t>只在 Windows + Chrome 156 验证</w:t>
+              <w:t>达标率只测结构、不测题目质量</w:t>
             </w:r>
           </w:p>
         </w:tc>
@@ -8606,7 +9468,7 @@
                 <w:color w:val="1F2328"/>
                 <w:sz w:val="17"/>
               </w:rPr>
-              <w:t>换浏览器或系统需重跑闭环脚本，否则截图证据视为过期</w:t>
+              <w:t>能算出题量/题型/知识点对不对，算不出难度是否合适、表述是否清楚、有没有歧义；后者要人工评分表</w:t>
             </w:r>
           </w:p>
         </w:tc>
@@ -8648,7 +9510,7 @@
                 <w:color w:val="1F2328"/>
                 <w:sz w:val="17"/>
               </w:rPr>
-              <w:t>限流是进程内计数，不是 IP 级分布式限流</w:t>
+              <w:t>三条回放录自本机 OpenAI 兼容 stub</w:t>
             </w:r>
           </w:p>
         </w:tc>
@@ -8668,7 +9530,7 @@
                 <w:color w:val="1F2328"/>
                 <w:sz w:val="17"/>
               </w:rPr>
-              <w:t>单机演示够用；多实例部署会失效</w:t>
+              <w:t>meta.json 的 upstream 为 local-stub；真实 DeepSeek 输出待有 Key 后重录</w:t>
             </w:r>
           </w:p>
         </w:tc>
@@ -8710,7 +9572,7 @@
                 <w:color w:val="1F2328"/>
                 <w:sz w:val="17"/>
               </w:rPr>
-              <w:t>CSV 未加 BOM</w:t>
+              <w:t>只在 Windows + Chrome 156 验证</w:t>
             </w:r>
           </w:p>
         </w:tc>
@@ -8730,7 +9592,7 @@
                 <w:color w:val="1F2328"/>
                 <w:sz w:val="17"/>
               </w:rPr>
-              <w:t>Excel 直接双击打开中文可能乱码，需另存为 UTF-8 或从数据导入</w:t>
+              <w:t>换浏览器或系统需重跑闭环脚本，否则截图证据视为过期</w:t>
             </w:r>
           </w:p>
         </w:tc>
@@ -8753,6 +9615,130 @@
                 <w:sz w:val="17"/>
               </w:rPr>
               <w:t>8</w:t>
+            </w:r>
+          </w:p>
+        </w:tc>
+        <w:tc>
+          <w:tcPr>
+            <w:tcW w:type="dxa" w:w="3742"/>
+          </w:tcPr>
+          <w:p>
+            <w:pPr>
+              <w:spacing w:after="20" w:line="288" w:lineRule="auto"/>
+            </w:pPr>
+            <w:r/>
+            <w:r>
+              <w:rPr>
+                <w:rFonts w:ascii="Segoe UI" w:hAnsi="Segoe UI" w:eastAsia="Microsoft YaHei"/>
+                <w:b w:val="0"/>
+                <w:color w:val="1F2328"/>
+                <w:sz w:val="17"/>
+              </w:rPr>
+              <w:t>限流是进程内计数，不是 IP 级分布式限流</w:t>
+            </w:r>
+          </w:p>
+        </w:tc>
+        <w:tc>
+          <w:tcPr>
+            <w:tcW w:type="dxa" w:w="4932"/>
+          </w:tcPr>
+          <w:p>
+            <w:pPr>
+              <w:spacing w:after="20" w:line="288" w:lineRule="auto"/>
+            </w:pPr>
+            <w:r/>
+            <w:r>
+              <w:rPr>
+                <w:rFonts w:ascii="Segoe UI" w:hAnsi="Segoe UI" w:eastAsia="Microsoft YaHei"/>
+                <w:b w:val="0"/>
+                <w:color w:val="1F2328"/>
+                <w:sz w:val="17"/>
+              </w:rPr>
+              <w:t>单机演示够用；多实例部署会失效</w:t>
+            </w:r>
+          </w:p>
+        </w:tc>
+      </w:tr>
+      <w:tr>
+        <w:tc>
+          <w:tcPr>
+            <w:tcW w:type="dxa" w:w="397"/>
+          </w:tcPr>
+          <w:p>
+            <w:pPr>
+              <w:spacing w:after="20" w:line="288" w:lineRule="auto"/>
+            </w:pPr>
+            <w:r/>
+            <w:r>
+              <w:rPr>
+                <w:rFonts w:ascii="Segoe UI" w:hAnsi="Segoe UI" w:eastAsia="Microsoft YaHei"/>
+                <w:b w:val="0"/>
+                <w:color w:val="1F2328"/>
+                <w:sz w:val="17"/>
+              </w:rPr>
+              <w:t>9</w:t>
+            </w:r>
+          </w:p>
+        </w:tc>
+        <w:tc>
+          <w:tcPr>
+            <w:tcW w:type="dxa" w:w="3742"/>
+          </w:tcPr>
+          <w:p>
+            <w:pPr>
+              <w:spacing w:after="20" w:line="288" w:lineRule="auto"/>
+            </w:pPr>
+            <w:r/>
+            <w:r>
+              <w:rPr>
+                <w:rFonts w:ascii="Segoe UI" w:hAnsi="Segoe UI" w:eastAsia="Microsoft YaHei"/>
+                <w:b w:val="0"/>
+                <w:color w:val="1F2328"/>
+                <w:sz w:val="17"/>
+              </w:rPr>
+              <w:t>CSV 未加 BOM</w:t>
+            </w:r>
+          </w:p>
+        </w:tc>
+        <w:tc>
+          <w:tcPr>
+            <w:tcW w:type="dxa" w:w="4932"/>
+          </w:tcPr>
+          <w:p>
+            <w:pPr>
+              <w:spacing w:after="20" w:line="288" w:lineRule="auto"/>
+            </w:pPr>
+            <w:r/>
+            <w:r>
+              <w:rPr>
+                <w:rFonts w:ascii="Segoe UI" w:hAnsi="Segoe UI" w:eastAsia="Microsoft YaHei"/>
+                <w:b w:val="0"/>
+                <w:color w:val="1F2328"/>
+                <w:sz w:val="17"/>
+              </w:rPr>
+              <w:t>Excel 直接双击打开中文可能乱码，需另存为 UTF-8 或从数据导入</w:t>
+            </w:r>
+          </w:p>
+        </w:tc>
+      </w:tr>
+      <w:tr>
+        <w:tc>
+          <w:tcPr>
+            <w:tcW w:type="dxa" w:w="397"/>
+          </w:tcPr>
+          <w:p>
+            <w:pPr>
+              <w:spacing w:after="20" w:line="288" w:lineRule="auto"/>
+            </w:pPr>
+            <w:r/>
+            <w:r>
+              <w:rPr>
+                <w:rFonts w:ascii="Segoe UI" w:hAnsi="Segoe UI" w:eastAsia="Microsoft YaHei"/>
+                <w:b w:val="0"/>
+                <w:color w:val="1F2328"/>
+                <w:sz w:val="17"/>
+              </w:rPr>
+              <w:t>10</w:t>
             </w:r>
           </w:p>
         </w:tc>
@@ -8861,7 +9847,7 @@
           <w:color w:val="1F2328"/>
           <w:sz w:val="17"/>
         </w:rPr>
-        <w:t>npx vitest run                        # 52 文件 / 566 用例</w:t>
+        <w:t>npx vitest run                        # 53 文件 / 590 用例</w:t>
       </w:r>
       <w:r>
         <w:br/>
@@ -8884,6 +9870,17 @@
           <w:sz w:val="17"/>
         </w:rPr>
         <w:t>node scripts/browser-closed-loop.mjs  # 6 步 8 图（需 Chrome，找不到 exit 2）</w:t>
+      </w:r>
+      <w:r>
+        <w:br/>
+      </w:r>
+      <w:r>
+        <w:rPr>
+          <w:rFonts w:ascii="Consolas" w:hAnsi="Consolas" w:eastAsia="Microsoft YaHei"/>
+          <w:color w:val="1F2328"/>
+          <w:sz w:val="17"/>
+        </w:rPr>
+        <w:t>LLM_MODE=replay pnpm eval             # 整份达标率报告，不用 Key</w:t>
       </w:r>
     </w:p>
     <w:p>
@@ -9443,7 +10440,7 @@
                 <w:color w:val="1F2328"/>
                 <w:sz w:val="17"/>
               </w:rPr>
-              <w:t>52 个 *.test.ts、4 个 tsconfig、oxlint 配置</w:t>
+              <w:t>53 个 *.test.ts、4 个 tsconfig、oxlint 配置</w:t>
             </w:r>
           </w:p>
         </w:tc>
@@ -9463,7 +10460,7 @@
                 <w:color w:val="1F2328"/>
                 <w:sz w:val="17"/>
               </w:rPr>
-              <w:t>566 用例、0 类型错、0 告警</w:t>
+              <w:t>590 用例、0 类型错、0 告警</w:t>
             </w:r>
           </w:p>
         </w:tc>

--- a/docs/deliverables/作品介绍-意卷IntentForm-v1.docx
+++ b/docs/deliverables/作品介绍-意卷IntentForm-v1.docx
@@ -5546,7 +5546,7 @@
           <w:rFonts w:ascii="Segoe UI" w:hAnsi="Segoe UI" w:eastAsia="Microsoft YaHei"/>
           <w:sz w:val="20"/>
         </w:rPr>
-        <w:t>三条回放录像录自本机 OpenAI 兼容 stub，meta.json 的 upstream 字段如实写着 local-stub；真实上游重录要等有 Key。</w:t>
+        <w:t>三条回放录像仍是最早用本机 OpenAI 兼容 stub 录的（meta.json 的 upstream 如实写着 local-stub）。本轮已经拿到可用 Key 并真跑了 28 条评测，但没重录这三条：重录会替换 fixture 内容，连带要重跑 verify.mjs 的 VC1–VC4 与浏览器闭环证据，赶在冻结前动它们不划算，留到下一轮。</w:t>
       </w:r>
     </w:p>
     <w:p>
@@ -9530,7 +9530,7 @@
                 <w:color w:val="1F2328"/>
                 <w:sz w:val="17"/>
               </w:rPr>
-              <w:t>meta.json 的 upstream 为 local-stub；真实 DeepSeek 输出待有 Key 后重录</w:t>
+              <w:t>meta.json 的 upstream 为 local-stub；本轮已具备可用 Key（live 评测 28 条真跑过），但重录会改 fixture 内容并需重跑 VC1–VC4 与浏览器闭环，未在本轮做</w:t>
             </w:r>
           </w:p>
         </w:tc>

--- a/docs/deliverables/作品介绍-意卷IntentForm-v1.docx
+++ b/docs/deliverables/作品介绍-意卷IntentForm-v1.docx
@@ -5635,7 +5635,7 @@
           <w:color w:val="1F2328"/>
           <w:sz w:val="17"/>
         </w:rPr>
-        <w:t>LLM_MODE=replay pnpm eval             # 期望：整份达标率报告，不用 Key（数字与 live 不同，仅验通路）</w:t>
+        <w:t>pnpm eval --mode replay               # 不用 Key：复核 3 条既有录像，其余记 miss，仅验通路与判据</w:t>
       </w:r>
     </w:p>
     <w:p>
@@ -9880,7 +9880,7 @@
           <w:color w:val="1F2328"/>
           <w:sz w:val="17"/>
         </w:rPr>
-        <w:t>LLM_MODE=replay pnpm eval             # 整份达标率报告，不用 Key</w:t>
+        <w:t>pnpm eval --mode replay               # 不用 Key（只复核 3 条既有录像）</w:t>
       </w:r>
     </w:p>
     <w:p>

--- a/docs/deliverables/作品介绍-意卷IntentForm-v1.docx
+++ b/docs/deliverables/作品介绍-意卷IntentForm-v1.docx
@@ -71,6 +71,9 @@
         <w:gridCol w:w="4759"/>
       </w:tblGrid>
       <w:tr>
+        <w:trPr>
+          <w:cantSplit/>
+        </w:trPr>
         <w:tc>
           <w:tcPr>
             <w:tcW w:type="dxa" w:w="1701"/>
@@ -113,6 +116,9 @@
         </w:tc>
       </w:tr>
       <w:tr>
+        <w:trPr>
+          <w:cantSplit/>
+        </w:trPr>
         <w:tc>
           <w:tcPr>
             <w:tcW w:type="dxa" w:w="1701"/>
@@ -155,6 +161,9 @@
         </w:tc>
       </w:tr>
       <w:tr>
+        <w:trPr>
+          <w:cantSplit/>
+        </w:trPr>
         <w:tc>
           <w:tcPr>
             <w:tcW w:type="dxa" w:w="1701"/>
@@ -197,6 +206,9 @@
         </w:tc>
       </w:tr>
       <w:tr>
+        <w:trPr>
+          <w:cantSplit/>
+        </w:trPr>
         <w:tc>
           <w:tcPr>
             <w:tcW w:type="dxa" w:w="1701"/>
@@ -239,6 +251,9 @@
         </w:tc>
       </w:tr>
       <w:tr>
+        <w:trPr>
+          <w:cantSplit/>
+        </w:trPr>
         <w:tc>
           <w:tcPr>
             <w:tcW w:type="dxa" w:w="1701"/>
@@ -275,12 +290,15 @@
                 <w:color w:val="1F2328"/>
                 <w:sz w:val="17"/>
               </w:rPr>
-              <w:t>main 分支 9fa7475（2026-10-27 15:43），共 73 次提交，全部发生在 10-26 至 10-27 两天内；第 5 章截图是该分支后于 18:41 整轮重跑的版本</w:t>
+              <w:t>main 分支（2026-10-27 23:39），共 83 次提交，全部发生在 10-26 至 10-27 两天内；第 5 章截图是最后一轮整轮重跑的版本</w:t>
             </w:r>
           </w:p>
         </w:tc>
       </w:tr>
       <w:tr>
+        <w:trPr>
+          <w:cantSplit/>
+        </w:trPr>
         <w:tc>
           <w:tcPr>
             <w:tcW w:type="dxa" w:w="1701"/>
@@ -323,6 +341,9 @@
         </w:tc>
       </w:tr>
       <w:tr>
+        <w:trPr>
+          <w:cantSplit/>
+        </w:trPr>
         <w:tc>
           <w:tcPr>
             <w:tcW w:type="dxa" w:w="1701"/>
@@ -365,6 +386,9 @@
         </w:tc>
       </w:tr>
       <w:tr>
+        <w:trPr>
+          <w:cantSplit/>
+        </w:trPr>
         <w:tc>
           <w:tcPr>
             <w:tcW w:type="dxa" w:w="1701"/>
@@ -422,13 +446,9 @@
       </w:r>
     </w:p>
     <w:p>
-      <w:r>
-        <w:br w:type="page"/>
-      </w:r>
-    </w:p>
-    <w:p>
       <w:pPr>
         <w:keepNext/>
+        <w:pageBreakBefore/>
         <w:spacing w:before="280" w:after="100"/>
       </w:pPr>
       <w:r>
@@ -452,7 +472,7 @@
           <w:color w:val="1F2328"/>
           <w:sz w:val="20"/>
         </w:rPr>
-        <w:t>官方第 6 节对「作品介绍文档」提出 7 项硬性内容。下表逐项给出本文对应章节，以及该项能被核验的证据放在哪里。凡是写「见某 commit / 某脚本输出」的，都能在仓库里原样跑一遍。</w:t>
+        <w:t>官方第 6 节对「作品介绍文档」提出 7 项硬性内容。下表逐项给出本文对应章节，以及该项能被核验的证据放在哪里。凡是写「见某 commit / 某脚本输出」的，都能在仓库里原样跑一遍。本文同时承担官方 2.3「技术文档（≤30 页）」职责，所以第 3、4 章写得更细；若提交页分两个上传栏，同一份文件分别上传即可。</w:t>
       </w:r>
     </w:p>
     <w:tbl>
@@ -469,6 +489,9 @@
         <w:gridCol w:w="3173"/>
       </w:tblGrid>
       <w:tr>
+        <w:trPr>
+          <w:cantSplit/>
+        </w:trPr>
         <w:tc>
           <w:tcPr>
             <w:tcW w:type="dxa" w:w="2494"/>
@@ -531,6 +554,9 @@
         </w:tc>
       </w:tr>
       <w:tr>
+        <w:trPr>
+          <w:cantSplit/>
+        </w:trPr>
         <w:tc>
           <w:tcPr>
             <w:tcW w:type="dxa" w:w="2494"/>
@@ -593,6 +619,9 @@
         </w:tc>
       </w:tr>
       <w:tr>
+        <w:trPr>
+          <w:cantSplit/>
+        </w:trPr>
         <w:tc>
           <w:tcPr>
             <w:tcW w:type="dxa" w:w="2494"/>
@@ -649,12 +678,15 @@
                 <w:color w:val="1F2328"/>
                 <w:sz w:val="16"/>
               </w:rPr>
-              <w:t>六条亮点，每条都跟一句「用户省下什么」，并指向命令或文件</w:t>
+              <w:t>七条亮点，每条都跟一句「用户省下什么」，并指向命令或文件</w:t>
             </w:r>
           </w:p>
         </w:tc>
       </w:tr>
       <w:tr>
+        <w:trPr>
+          <w:cantSplit/>
+        </w:trPr>
         <w:tc>
           <w:tcPr>
             <w:tcW w:type="dxa" w:w="2494"/>
@@ -717,6 +749,9 @@
         </w:tc>
       </w:tr>
       <w:tr>
+        <w:trPr>
+          <w:cantSplit/>
+        </w:trPr>
         <w:tc>
           <w:tcPr>
             <w:tcW w:type="dxa" w:w="2494"/>
@@ -779,6 +814,9 @@
         </w:tc>
       </w:tr>
       <w:tr>
+        <w:trPr>
+          <w:cantSplit/>
+        </w:trPr>
         <w:tc>
           <w:tcPr>
             <w:tcW w:type="dxa" w:w="2494"/>
@@ -841,6 +879,9 @@
         </w:tc>
       </w:tr>
       <w:tr>
+        <w:trPr>
+          <w:cantSplit/>
+        </w:trPr>
         <w:tc>
           <w:tcPr>
             <w:tcW w:type="dxa" w:w="2494"/>
@@ -903,6 +944,9 @@
         </w:tc>
       </w:tr>
       <w:tr>
+        <w:trPr>
+          <w:cantSplit/>
+        </w:trPr>
         <w:tc>
           <w:tcPr>
             <w:tcW w:type="dxa" w:w="2494"/>
@@ -965,6 +1009,9 @@
         </w:tc>
       </w:tr>
       <w:tr>
+        <w:trPr>
+          <w:cantSplit/>
+        </w:trPr>
         <w:tc>
           <w:tcPr>
             <w:tcW w:type="dxa" w:w="2494"/>
@@ -1027,6 +1074,9 @@
         </w:tc>
       </w:tr>
       <w:tr>
+        <w:trPr>
+          <w:cantSplit/>
+        </w:trPr>
         <w:tc>
           <w:tcPr>
             <w:tcW w:type="dxa" w:w="2494"/>
@@ -1089,6 +1139,9 @@
         </w:tc>
       </w:tr>
       <w:tr>
+        <w:trPr>
+          <w:cantSplit/>
+        </w:trPr>
         <w:tc>
           <w:tcPr>
             <w:tcW w:type="dxa" w:w="2494"/>
@@ -1180,6 +1233,9 @@
         <w:gridCol w:w="3173"/>
       </w:tblGrid>
       <w:tr>
+        <w:trPr>
+          <w:cantSplit/>
+        </w:trPr>
         <w:tc>
           <w:tcPr>
             <w:tcW w:type="dxa" w:w="1701"/>
@@ -1242,6 +1298,9 @@
         </w:tc>
       </w:tr>
       <w:tr>
+        <w:trPr>
+          <w:cantSplit/>
+        </w:trPr>
         <w:tc>
           <w:tcPr>
             <w:tcW w:type="dxa" w:w="1701"/>
@@ -1278,7 +1337,7 @@
                 <w:color w:val="1F2328"/>
                 <w:sz w:val="17"/>
               </w:rPr>
-              <w:t>53 个文件 / 590 个用例全绿</w:t>
+              <w:t>54 个文件 / 616 个用例全绿</w:t>
             </w:r>
           </w:p>
         </w:tc>
@@ -1304,6 +1363,9 @@
         </w:tc>
       </w:tr>
       <w:tr>
+        <w:trPr>
+          <w:cantSplit/>
+        </w:trPr>
         <w:tc>
           <w:tcPr>
             <w:tcW w:type="dxa" w:w="1701"/>
@@ -1366,6 +1428,9 @@
         </w:tc>
       </w:tr>
       <w:tr>
+        <w:trPr>
+          <w:cantSplit/>
+        </w:trPr>
         <w:tc>
           <w:tcPr>
             <w:tcW w:type="dxa" w:w="1701"/>
@@ -1402,7 +1467,7 @@
                 <w:color w:val="1F2328"/>
                 <w:sz w:val="17"/>
               </w:rPr>
-              <w:t>VC1–VC4 全部通过（4/4）</w:t>
+              <w:t>VC1–VC5 全部通过（5/5，含人工批改）</w:t>
             </w:r>
           </w:p>
         </w:tc>
@@ -1428,6 +1493,9 @@
         </w:tc>
       </w:tr>
       <w:tr>
+        <w:trPr>
+          <w:cantSplit/>
+        </w:trPr>
         <w:tc>
           <w:tcPr>
             <w:tcW w:type="dxa" w:w="1701"/>
@@ -1464,7 +1532,7 @@
                 <w:color w:val="1F2328"/>
                 <w:sz w:val="17"/>
               </w:rPr>
-              <w:t>六步全绿，截图落盘 8 张</w:t>
+              <w:t>七步全绿，截图落盘 9 张</w:t>
             </w:r>
           </w:p>
         </w:tc>
@@ -1490,6 +1558,9 @@
         </w:tc>
       </w:tr>
       <w:tr>
+        <w:trPr>
+          <w:cantSplit/>
+        </w:trPr>
         <w:tc>
           <w:tcPr>
             <w:tcW w:type="dxa" w:w="1701"/>
@@ -1526,7 +1597,7 @@
                 <w:color w:val="1F2328"/>
                 <w:sz w:val="17"/>
               </w:rPr>
-              <w:t>73 次提交，每条带 [Pxx] / [AI-TEST] 标签</w:t>
+              <w:t>83 次提交，每条带 [Pxx] / [AI-TEST] 标签</w:t>
             </w:r>
           </w:p>
         </w:tc>
@@ -1554,26 +1625,8 @@
     </w:tbl>
     <w:p>
       <w:pPr>
-        <w:spacing w:after="120" w:line="324" w:lineRule="auto"/>
-      </w:pPr>
-      <w:r>
-        <w:rPr>
-          <w:rFonts w:ascii="Segoe UI" w:hAnsi="Segoe UI" w:eastAsia="Microsoft YaHei"/>
-          <w:b w:val="0"/>
-          <w:color w:val="5B636B"/>
-          <w:sz w:val="19"/>
-        </w:rPr>
-        <w:t>说明：本文同时承担官方 2.3「技术文档（≤30 页）」职责，故第 3、4 章写得更细；若提交页分两个上传栏，同一份文件分别上传即可。</w:t>
-      </w:r>
-    </w:p>
-    <w:p>
-      <w:r>
-        <w:br w:type="page"/>
-      </w:r>
-    </w:p>
-    <w:p>
-      <w:pPr>
         <w:keepNext/>
+        <w:pageBreakBefore/>
         <w:spacing w:before="280" w:after="100"/>
       </w:pPr>
       <w:r>
@@ -1664,7 +1717,7 @@
           <w:color w:val="1D4ED8"/>
           <w:sz w:val="23"/>
         </w:rPr>
-        <w:t>1.2　一条链的六步</w:t>
+        <w:t>1.2　一条链的七步</w:t>
       </w:r>
     </w:p>
     <w:tbl>
@@ -1682,6 +1735,9 @@
         <w:gridCol w:w="2379"/>
       </w:tblGrid>
       <w:tr>
+        <w:trPr>
+          <w:cantSplit/>
+        </w:trPr>
         <w:tc>
           <w:tcPr>
             <w:tcW w:type="dxa" w:w="794"/>
@@ -1764,6 +1820,9 @@
         </w:tc>
       </w:tr>
       <w:tr>
+        <w:trPr>
+          <w:cantSplit/>
+        </w:trPr>
         <w:tc>
           <w:tcPr>
             <w:tcW w:type="dxa" w:w="794"/>
@@ -1846,6 +1905,9 @@
         </w:tc>
       </w:tr>
       <w:tr>
+        <w:trPr>
+          <w:cantSplit/>
+        </w:trPr>
         <w:tc>
           <w:tcPr>
             <w:tcW w:type="dxa" w:w="794"/>
@@ -1928,6 +1990,9 @@
         </w:tc>
       </w:tr>
       <w:tr>
+        <w:trPr>
+          <w:cantSplit/>
+        </w:trPr>
         <w:tc>
           <w:tcPr>
             <w:tcW w:type="dxa" w:w="794"/>
@@ -2010,6 +2075,9 @@
         </w:tc>
       </w:tr>
       <w:tr>
+        <w:trPr>
+          <w:cantSplit/>
+        </w:trPr>
         <w:tc>
           <w:tcPr>
             <w:tcW w:type="dxa" w:w="794"/>
@@ -2092,6 +2160,9 @@
         </w:tc>
       </w:tr>
       <w:tr>
+        <w:trPr>
+          <w:cantSplit/>
+        </w:trPr>
         <w:tc>
           <w:tcPr>
             <w:tcW w:type="dxa" w:w="794"/>
@@ -2168,12 +2239,15 @@
                 <w:color w:val="1F2328"/>
                 <w:sz w:val="17"/>
               </w:rPr>
-              <w:t>客观题即时判分，返回得分与逐题对错，不回传答案</w:t>
+              <w:t>客观题即时判分，返回得分与逐题对错，不回传答案；简答记 N 分待人工批改</w:t>
             </w:r>
           </w:p>
         </w:tc>
       </w:tr>
       <w:tr>
+        <w:trPr>
+          <w:cantSplit/>
+        </w:trPr>
         <w:tc>
           <w:tcPr>
             <w:tcW w:type="dxa" w:w="794"/>
@@ -2250,7 +2324,92 @@
                 <w:color w:val="1F2328"/>
                 <w:sz w:val="17"/>
               </w:rPr>
-              <w:t>新增一行提交记录，可导出 CSV（表头固定，含得分）</w:t>
+              <w:t>新增一行提交记录，得分与待批分并列显示，可导出 CSV</w:t>
+            </w:r>
+          </w:p>
+        </w:tc>
+      </w:tr>
+      <w:tr>
+        <w:trPr>
+          <w:cantSplit/>
+        </w:trPr>
+        <w:tc>
+          <w:tcPr>
+            <w:tcW w:type="dxa" w:w="794"/>
+          </w:tcPr>
+          <w:p>
+            <w:pPr>
+              <w:spacing w:after="20" w:line="288" w:lineRule="auto"/>
+            </w:pPr>
+            <w:r/>
+            <w:r>
+              <w:rPr>
+                <w:rFonts w:ascii="Segoe UI" w:hAnsi="Segoe UI" w:eastAsia="Microsoft YaHei"/>
+                <w:b w:val="0"/>
+                <w:color w:val="1F2328"/>
+                <w:sz w:val="17"/>
+              </w:rPr>
+              <w:t>7 批改</w:t>
+            </w:r>
+          </w:p>
+        </w:tc>
+        <w:tc>
+          <w:tcPr>
+            <w:tcW w:type="dxa" w:w="1020"/>
+          </w:tcPr>
+          <w:p>
+            <w:pPr>
+              <w:spacing w:after="20" w:line="288" w:lineRule="auto"/>
+            </w:pPr>
+            <w:r/>
+            <w:r>
+              <w:rPr>
+                <w:rFonts w:ascii="Segoe UI" w:hAnsi="Segoe UI" w:eastAsia="Microsoft YaHei"/>
+                <w:b w:val="0"/>
+                <w:color w:val="1F2328"/>
+                <w:sz w:val="17"/>
+              </w:rPr>
+              <w:t>教师</w:t>
+            </w:r>
+          </w:p>
+        </w:tc>
+        <w:tc>
+          <w:tcPr>
+            <w:tcW w:type="dxa" w:w="2608"/>
+          </w:tcPr>
+          <w:p>
+            <w:pPr>
+              <w:spacing w:after="20" w:line="288" w:lineRule="auto"/>
+            </w:pPr>
+            <w:r/>
+            <w:r>
+              <w:rPr>
+                <w:rFonts w:ascii="Segoe UI" w:hAnsi="Segoe UI" w:eastAsia="Microsoft YaHei"/>
+                <w:b w:val="0"/>
+                <w:color w:val="1F2328"/>
+                <w:sz w:val="17"/>
+              </w:rPr>
+              <w:t>看板内批改面板（图 5-7）</w:t>
+            </w:r>
+          </w:p>
+        </w:tc>
+        <w:tc>
+          <w:tcPr>
+            <w:tcW w:type="dxa" w:w="4649"/>
+          </w:tcPr>
+          <w:p>
+            <w:pPr>
+              <w:spacing w:after="20" w:line="288" w:lineRule="auto"/>
+            </w:pPr>
+            <w:r/>
+            <w:r>
+              <w:rPr>
+                <w:rFonts w:ascii="Segoe UI" w:hAnsi="Segoe UI" w:eastAsia="Microsoft YaHei"/>
+                <w:b w:val="0"/>
+                <w:color w:val="1F2328"/>
+                <w:sz w:val="17"/>
+              </w:rPr>
+              <w:t>简答逐题打分，总分与待批分即时重算，覆盖写可改分</w:t>
             </w:r>
           </w:p>
         </w:tc>
@@ -2267,7 +2426,7 @@
           <w:color w:val="5B636B"/>
           <w:sz w:val="19"/>
         </w:rPr>
-        <w:t>这六步由 `node scripts/browser-closed-loop.mjs` 在真实浏览器里点一遍：脚本自起服务与 headless Chrome，每一步落一张截图到 docs/evidence/，跑完在标准输出打 JSON 摘要。最近一次运行（2026-10-27 15:43）六步全绿，判分 20/20，看板新增 1 行，八张截图同一次运行内连号。</w:t>
+        <w:t>这七步由 `node scripts/browser-closed-loop.mjs` 在真实浏览器里点一遍：脚本自起服务与 headless Chrome，每一步落一张截图到 docs/evidence/，跑完在标准输出打 JSON 摘要。最近一次运行（2026-10-27 23:38）七步全绿，客观题 20 分 + 简答待批 5 分，教师批 4 分后变 24 / 25，九张截图同一次运行内连号。</w:t>
       </w:r>
     </w:p>
     <w:p>
@@ -2299,6 +2458,9 @@
         <w:gridCol w:w="3173"/>
       </w:tblGrid>
       <w:tr>
+        <w:trPr>
+          <w:cantSplit/>
+        </w:trPr>
         <w:tc>
           <w:tcPr>
             <w:tcW w:type="dxa" w:w="1814"/>
@@ -2361,6 +2523,9 @@
         </w:tc>
       </w:tr>
       <w:tr>
+        <w:trPr>
+          <w:cantSplit/>
+        </w:trPr>
         <w:tc>
           <w:tcPr>
             <w:tcW w:type="dxa" w:w="1814"/>
@@ -2423,6 +2588,9 @@
         </w:tc>
       </w:tr>
       <w:tr>
+        <w:trPr>
+          <w:cantSplit/>
+        </w:trPr>
         <w:tc>
           <w:tcPr>
             <w:tcW w:type="dxa" w:w="1814"/>
@@ -2485,6 +2653,9 @@
         </w:tc>
       </w:tr>
       <w:tr>
+        <w:trPr>
+          <w:cantSplit/>
+        </w:trPr>
         <w:tc>
           <w:tcPr>
             <w:tcW w:type="dxa" w:w="1814"/>
@@ -2648,13 +2819,9 @@
       </w:r>
     </w:p>
     <w:p>
-      <w:r>
-        <w:br w:type="page"/>
-      </w:r>
-    </w:p>
-    <w:p>
       <w:pPr>
         <w:keepNext/>
+        <w:pageBreakBefore/>
         <w:spacing w:before="280" w:after="100"/>
       </w:pPr>
       <w:r>
@@ -2678,7 +2845,7 @@
           <w:color w:val="1F2328"/>
           <w:sz w:val="20"/>
         </w:rPr>
-        <w:t>六条亮点，每条都按「做法 → 用户因此省下什么 → 证据在哪」写。凡是没有证据支撑的，不进这一章（都进了附录 A）。</w:t>
+        <w:t>七条亮点，每条都按「做法 → 用户因此省下什么 → 证据在哪」写。凡是没有证据支撑的，不进这一章（都进了附录 A）。</w:t>
       </w:r>
     </w:p>
     <w:p>
@@ -2993,6 +3160,58 @@
         <w:t>「我这边能跑」不再是口头承诺——评审可以自己验证，而且结果可重复。</w:t>
       </w:r>
     </w:p>
+    <w:p>
+      <w:pPr>
+        <w:keepNext/>
+        <w:spacing w:before="180" w:after="100"/>
+      </w:pPr>
+      <w:r>
+        <w:rPr>
+          <w:rFonts w:ascii="Segoe UI" w:hAnsi="Segoe UI" w:eastAsia="Microsoft YaHei"/>
+          <w:b/>
+          <w:color w:val="1D4ED8"/>
+          <w:sz w:val="23"/>
+        </w:rPr>
+        <w:t>2.7　简答不硬塞进自动判分：待批分与终分分开记</w:t>
+      </w:r>
+    </w:p>
+    <w:p>
+      <w:pPr>
+        <w:spacing w:after="120" w:line="324" w:lineRule="auto"/>
+      </w:pPr>
+      <w:r>
+        <w:rPr>
+          <w:rFonts w:ascii="Segoe UI" w:hAnsi="Segoe UI" w:eastAsia="Microsoft YaHei"/>
+          <w:b w:val="0"/>
+          <w:color w:val="1F2328"/>
+          <w:sz w:val="20"/>
+        </w:rPr>
+        <w:t>简答题没有标准答案，硬算只能算错。我们的做法是：出卷时简答也标分值，提交时客观题当场判分、简答记成「待批 + 待批额度」两列（20 / 25，另有 5 分待批改），教师在看板点「批改」逐题给分，服务端按（提交, 题目）覆盖写，重算总分并让看板与 CSV 同时变成终分。</w:t>
+      </w:r>
+    </w:p>
+    <w:p>
+      <w:pPr>
+        <w:spacing w:after="120" w:line="324" w:lineRule="auto"/>
+      </w:pPr>
+      <w:r>
+        <w:rPr>
+          <w:rFonts w:ascii="Segoe UI" w:hAnsi="Segoe UI" w:eastAsia="Microsoft YaHei"/>
+          <w:b/>
+          <w:color w:val="1F2328"/>
+          <w:sz w:val="20"/>
+        </w:rPr>
+        <w:t>用户省下什么：</w:t>
+      </w:r>
+      <w:r>
+        <w:rPr>
+          <w:rFonts w:ascii="Segoe UI" w:hAnsi="Segoe UI" w:eastAsia="Microsoft YaHei"/>
+          <w:b w:val="0"/>
+          <w:color w:val="1F2328"/>
+          <w:sz w:val="20"/>
+        </w:rPr>
+        <w:t>不会出现「学生答了、系统判 0 分」的假成绩；也不会出现看板一个数、导出的 CSV 另一个数——两个口径同一份重算结果。</w:t>
+      </w:r>
+    </w:p>
     <w:tbl>
       <w:tblPr>
         <w:tblStyle w:val="TableGrid"/>
@@ -3006,6 +3225,9 @@
         <w:gridCol w:w="4759"/>
       </w:tblGrid>
       <w:tr>
+        <w:trPr>
+          <w:cantSplit/>
+        </w:trPr>
         <w:tc>
           <w:tcPr>
             <w:tcW w:type="dxa" w:w="2041"/>
@@ -3048,6 +3270,9 @@
         </w:tc>
       </w:tr>
       <w:tr>
+        <w:trPr>
+          <w:cantSplit/>
+        </w:trPr>
         <w:tc>
           <w:tcPr>
             <w:tcW w:type="dxa" w:w="2041"/>
@@ -3090,6 +3315,9 @@
         </w:tc>
       </w:tr>
       <w:tr>
+        <w:trPr>
+          <w:cantSplit/>
+        </w:trPr>
         <w:tc>
           <w:tcPr>
             <w:tcW w:type="dxa" w:w="2041"/>
@@ -3132,6 +3360,9 @@
         </w:tc>
       </w:tr>
       <w:tr>
+        <w:trPr>
+          <w:cantSplit/>
+        </w:trPr>
         <w:tc>
           <w:tcPr>
             <w:tcW w:type="dxa" w:w="2041"/>
@@ -3174,6 +3405,9 @@
         </w:tc>
       </w:tr>
       <w:tr>
+        <w:trPr>
+          <w:cantSplit/>
+        </w:trPr>
         <w:tc>
           <w:tcPr>
             <w:tcW w:type="dxa" w:w="2041"/>
@@ -3216,6 +3450,9 @@
         </w:tc>
       </w:tr>
       <w:tr>
+        <w:trPr>
+          <w:cantSplit/>
+        </w:trPr>
         <w:tc>
           <w:tcPr>
             <w:tcW w:type="dxa" w:w="2041"/>
@@ -3258,6 +3495,9 @@
         </w:tc>
       </w:tr>
       <w:tr>
+        <w:trPr>
+          <w:cantSplit/>
+        </w:trPr>
         <w:tc>
           <w:tcPr>
             <w:tcW w:type="dxa" w:w="2041"/>
@@ -3295,19 +3535,60 @@
                 <w:sz w:val="17"/>
               </w:rPr>
               <w:t>fixtures/replays/ 三组录像、mock 模式、两个 scripts/*.mjs</w:t>
+            </w:r>
+          </w:p>
+        </w:tc>
+      </w:tr>
+      <w:tr>
+        <w:trPr>
+          <w:cantSplit/>
+        </w:trPr>
+        <w:tc>
+          <w:tcPr>
+            <w:tcW w:type="dxa" w:w="2041"/>
+          </w:tcPr>
+          <w:p>
+            <w:pPr>
+              <w:spacing w:after="20" w:line="288" w:lineRule="auto"/>
+            </w:pPr>
+            <w:r/>
+            <w:r>
+              <w:rPr>
+                <w:rFonts w:ascii="Segoe UI" w:hAnsi="Segoe UI" w:eastAsia="Microsoft YaHei"/>
+                <w:b w:val="0"/>
+                <w:color w:val="1F2328"/>
+                <w:sz w:val="17"/>
+              </w:rPr>
+              <w:t>2.7 人工批改</w:t>
+            </w:r>
+          </w:p>
+        </w:tc>
+        <w:tc>
+          <w:tcPr>
+            <w:tcW w:type="dxa" w:w="7030"/>
+          </w:tcPr>
+          <w:p>
+            <w:pPr>
+              <w:spacing w:after="20" w:line="288" w:lineRule="auto"/>
+            </w:pPr>
+            <w:r/>
+            <w:r>
+              <w:rPr>
+                <w:rFonts w:ascii="Segoe UI" w:hAnsi="Segoe UI" w:eastAsia="Microsoft YaHei"/>
+                <w:b w:val="0"/>
+                <w:color w:val="1F2328"/>
+                <w:sz w:val="17"/>
+              </w:rPr>
+              <w:t>server/src/grade-route.ts、db/schema.ts（manual_grades）、web/src/dashboard/GradeForm.tsx、图 5-8</w:t>
             </w:r>
           </w:p>
         </w:tc>
       </w:tr>
     </w:tbl>
     <w:p>
-      <w:r>
-        <w:br w:type="page"/>
-      </w:r>
-    </w:p>
-    <w:p>
       <w:pPr>
         <w:keepNext/>
+        <w:pageBreakBefore/>
         <w:spacing w:before="280" w:after="100"/>
       </w:pPr>
       <w:r>
@@ -3363,6 +3644,9 @@
         <w:gridCol w:w="3173"/>
       </w:tblGrid>
       <w:tr>
+        <w:trPr>
+          <w:cantSplit/>
+        </w:trPr>
         <w:tc>
           <w:tcPr>
             <w:tcW w:type="dxa" w:w="1814"/>
@@ -3425,6 +3709,9 @@
         </w:tc>
       </w:tr>
       <w:tr>
+        <w:trPr>
+          <w:cantSplit/>
+        </w:trPr>
         <w:tc>
           <w:tcPr>
             <w:tcW w:type="dxa" w:w="1814"/>
@@ -3461,7 +3748,7 @@
                 <w:color w:val="1F2328"/>
                 <w:sz w:val="17"/>
               </w:rPr>
-              <w:t>53 个测试文件、590 个用例全部通过，2.60 秒</w:t>
+              <w:t>54 个测试文件、616 个用例全部通过，2.7 秒</w:t>
             </w:r>
           </w:p>
         </w:tc>
@@ -3481,12 +3768,15 @@
                 <w:color w:val="1F2328"/>
                 <w:sz w:val="17"/>
               </w:rPr>
-              <w:t>2026-10-27 21:45（npx vitest run）</w:t>
+              <w:t>2026-10-27 23:38（npx vitest run）</w:t>
             </w:r>
           </w:p>
         </w:tc>
       </w:tr>
       <w:tr>
+        <w:trPr>
+          <w:cantSplit/>
+        </w:trPr>
         <w:tc>
           <w:tcPr>
             <w:tcW w:type="dxa" w:w="1814"/>
@@ -3549,6 +3839,9 @@
         </w:tc>
       </w:tr>
       <w:tr>
+        <w:trPr>
+          <w:cantSplit/>
+        </w:trPr>
         <w:tc>
           <w:tcPr>
             <w:tcW w:type="dxa" w:w="1814"/>
@@ -3611,6 +3904,9 @@
         </w:tc>
       </w:tr>
       <w:tr>
+        <w:trPr>
+          <w:cantSplit/>
+        </w:trPr>
         <w:tc>
           <w:tcPr>
             <w:tcW w:type="dxa" w:w="1814"/>
@@ -3673,6 +3969,9 @@
         </w:tc>
       </w:tr>
       <w:tr>
+        <w:trPr>
+          <w:cantSplit/>
+        </w:trPr>
         <w:tc>
           <w:tcPr>
             <w:tcW w:type="dxa" w:w="1814"/>
@@ -3735,6 +4034,9 @@
         </w:tc>
       </w:tr>
       <w:tr>
+        <w:trPr>
+          <w:cantSplit/>
+        </w:trPr>
         <w:tc>
           <w:tcPr>
             <w:tcW w:type="dxa" w:w="1814"/>
@@ -3797,6 +4099,9 @@
         </w:tc>
       </w:tr>
       <w:tr>
+        <w:trPr>
+          <w:cantSplit/>
+        </w:trPr>
         <w:tc>
           <w:tcPr>
             <w:tcW w:type="dxa" w:w="1814"/>
@@ -3859,6 +4164,9 @@
         </w:tc>
       </w:tr>
       <w:tr>
+        <w:trPr>
+          <w:cantSplit/>
+        </w:trPr>
         <w:tc>
           <w:tcPr>
             <w:tcW w:type="dxa" w:w="1814"/>
@@ -3941,7 +4249,7 @@
           <w:color w:val="1F2328"/>
           <w:sz w:val="20"/>
         </w:rPr>
-        <w:t>：上面每一行都是当轮命令的真实输出，不是累计统计。用例数从 566 涨到 590，多出来的是评测器自己的 24 条（判分口径一旦错，报告里的百分比全是假的，所以尺子先要有测试）。如果评审在自己机器上跑出不同的数字，以命令输出为准，本文不追认任何未跑过的数。</w:t>
+        <w:t>：上面每一行都是当轮命令的真实输出，不是累计统计。用例数从 566 涨到 590 再到 616，前一段多出来的是评测器自己的 24 条，后一段是简答分值与人工批改的 26 条（判分口径一旦错，报告里的百分比全是假的，所以尺子先要有测试）。如果评审在自己机器上跑出不同的数字，以命令输出为准，本文不追认任何未跑过的数。</w:t>
       </w:r>
     </w:p>
     <w:p>
@@ -4077,7 +4385,7 @@
           <w:color w:val="1D4ED8"/>
           <w:sz w:val="23"/>
         </w:rPr>
-        <w:t>3.3　被测试抓出来的 8 个真实缺陷</w:t>
+        <w:t>3.3　被测试抓出来的 9 个真实缺陷</w:t>
       </w:r>
     </w:p>
     <w:p>
@@ -4091,7 +4399,7 @@
           <w:color w:val="1F2328"/>
           <w:sz w:val="20"/>
         </w:rPr>
-        <w:t>下面每一条都真实发生过，都有 commit 可查、都有回归断言。它们同时也是「测试有没有用」的证据：如果测试只是复述实现，这 8 个缺陷一个都抓不到。</w:t>
+        <w:t>下面每一条都真实发生过，都有 commit 可查、都有回归断言。它们同时也是「测试有没有用」的证据：如果测试只是复述实现，这 9 个缺陷一个都抓不到。</w:t>
       </w:r>
     </w:p>
     <w:tbl>
@@ -4109,6 +4417,9 @@
         <w:gridCol w:w="2379"/>
       </w:tblGrid>
       <w:tr>
+        <w:trPr>
+          <w:cantSplit/>
+        </w:trPr>
         <w:tc>
           <w:tcPr>
             <w:tcW w:type="dxa" w:w="397"/>
@@ -4191,6 +4502,9 @@
         </w:tc>
       </w:tr>
       <w:tr>
+        <w:trPr>
+          <w:cantSplit/>
+        </w:trPr>
         <w:tc>
           <w:tcPr>
             <w:tcW w:type="dxa" w:w="397"/>
@@ -4273,6 +4587,9 @@
         </w:tc>
       </w:tr>
       <w:tr>
+        <w:trPr>
+          <w:cantSplit/>
+        </w:trPr>
         <w:tc>
           <w:tcPr>
             <w:tcW w:type="dxa" w:w="397"/>
@@ -4355,6 +4672,9 @@
         </w:tc>
       </w:tr>
       <w:tr>
+        <w:trPr>
+          <w:cantSplit/>
+        </w:trPr>
         <w:tc>
           <w:tcPr>
             <w:tcW w:type="dxa" w:w="397"/>
@@ -4437,6 +4757,9 @@
         </w:tc>
       </w:tr>
       <w:tr>
+        <w:trPr>
+          <w:cantSplit/>
+        </w:trPr>
         <w:tc>
           <w:tcPr>
             <w:tcW w:type="dxa" w:w="397"/>
@@ -4519,6 +4842,9 @@
         </w:tc>
       </w:tr>
       <w:tr>
+        <w:trPr>
+          <w:cantSplit/>
+        </w:trPr>
         <w:tc>
           <w:tcPr>
             <w:tcW w:type="dxa" w:w="397"/>
@@ -4601,6 +4927,9 @@
         </w:tc>
       </w:tr>
       <w:tr>
+        <w:trPr>
+          <w:cantSplit/>
+        </w:trPr>
         <w:tc>
           <w:tcPr>
             <w:tcW w:type="dxa" w:w="397"/>
@@ -4683,6 +5012,9 @@
         </w:tc>
       </w:tr>
       <w:tr>
+        <w:trPr>
+          <w:cantSplit/>
+        </w:trPr>
         <w:tc>
           <w:tcPr>
             <w:tcW w:type="dxa" w:w="397"/>
@@ -4765,6 +5097,9 @@
         </w:tc>
       </w:tr>
       <w:tr>
+        <w:trPr>
+          <w:cantSplit/>
+        </w:trPr>
         <w:tc>
           <w:tcPr>
             <w:tcW w:type="dxa" w:w="397"/>
@@ -4842,6 +5177,91 @@
                 <w:sz w:val="17"/>
               </w:rPr>
               <w:t>3cebf94 feat(eval): 判定器升 v3 [AI-TEST]</w:t>
+            </w:r>
+          </w:p>
+        </w:tc>
+      </w:tr>
+      <w:tr>
+        <w:trPr>
+          <w:cantSplit/>
+        </w:trPr>
+        <w:tc>
+          <w:tcPr>
+            <w:tcW w:type="dxa" w:w="397"/>
+          </w:tcPr>
+          <w:p>
+            <w:pPr>
+              <w:spacing w:after="20" w:line="288" w:lineRule="auto"/>
+            </w:pPr>
+            <w:r/>
+            <w:r>
+              <w:rPr>
+                <w:rFonts w:ascii="Segoe UI" w:hAnsi="Segoe UI" w:eastAsia="Microsoft YaHei"/>
+                <w:b w:val="0"/>
+                <w:color w:val="1F2328"/>
+                <w:sz w:val="17"/>
+              </w:rPr>
+              <w:t>9</w:t>
+            </w:r>
+          </w:p>
+        </w:tc>
+        <w:tc>
+          <w:tcPr>
+            <w:tcW w:type="dxa" w:w="3572"/>
+          </w:tcPr>
+          <w:p>
+            <w:pPr>
+              <w:spacing w:after="20" w:line="288" w:lineRule="auto"/>
+            </w:pPr>
+            <w:r/>
+            <w:r>
+              <w:rPr>
+                <w:rFonts w:ascii="Segoe UI" w:hAnsi="Segoe UI" w:eastAsia="Microsoft YaHei"/>
+                <w:b w:val="0"/>
+                <w:color w:val="1F2328"/>
+                <w:sz w:val="17"/>
+              </w:rPr>
+              <w:t>学生页显示 20 / 20，服务端按 20 / 25 判：前端把简答分值丢了（toWireItem 没带 score，scoreOf 又对简答返回 0），前后端各自自洽、学生对不上账</w:t>
+            </w:r>
+          </w:p>
+        </w:tc>
+        <w:tc>
+          <w:tcPr>
+            <w:tcW w:type="dxa" w:w="2494"/>
+          </w:tcPr>
+          <w:p>
+            <w:pPr>
+              <w:spacing w:after="20" w:line="288" w:lineRule="auto"/>
+            </w:pPr>
+            <w:r/>
+            <w:r>
+              <w:rPr>
+                <w:rFonts w:ascii="Segoe UI" w:hAnsi="Segoe UI" w:eastAsia="Microsoft YaHei"/>
+                <w:b w:val="0"/>
+                <w:color w:val="1F2328"/>
+                <w:sz w:val="17"/>
+              </w:rPr>
+              <w:t>真浏览器闭环脚本（学生页分数与服务端对不上）</w:t>
+            </w:r>
+          </w:p>
+        </w:tc>
+        <w:tc>
+          <w:tcPr>
+            <w:tcW w:type="dxa" w:w="2608"/>
+          </w:tcPr>
+          <w:p>
+            <w:pPr>
+              <w:spacing w:after="20" w:line="288" w:lineRule="auto"/>
+            </w:pPr>
+            <w:r/>
+            <w:r>
+              <w:rPr>
+                <w:rFonts w:ascii="Segoe UI" w:hAnsi="Segoe UI" w:eastAsia="Microsoft YaHei"/>
+                <w:b w:val="0"/>
+                <w:color w:val="1F2328"/>
+                <w:sz w:val="17"/>
+              </w:rPr>
+              <w:t>7bf0dbe fix(web): 简答分值进请求体与总分</w:t>
             </w:r>
           </w:p>
         </w:tc>
@@ -4936,6 +5356,9 @@
         <w:gridCol w:w="3173"/>
       </w:tblGrid>
       <w:tr>
+        <w:trPr>
+          <w:cantSplit/>
+        </w:trPr>
         <w:tc>
           <w:tcPr>
             <w:tcW w:type="dxa" w:w="1701"/>
@@ -4998,6 +5421,9 @@
         </w:tc>
       </w:tr>
       <w:tr>
+        <w:trPr>
+          <w:cantSplit/>
+        </w:trPr>
         <w:tc>
           <w:tcPr>
             <w:tcW w:type="dxa" w:w="1701"/>
@@ -5060,6 +5486,9 @@
         </w:tc>
       </w:tr>
       <w:tr>
+        <w:trPr>
+          <w:cantSplit/>
+        </w:trPr>
         <w:tc>
           <w:tcPr>
             <w:tcW w:type="dxa" w:w="1701"/>
@@ -5122,6 +5551,9 @@
         </w:tc>
       </w:tr>
       <w:tr>
+        <w:trPr>
+          <w:cantSplit/>
+        </w:trPr>
         <w:tc>
           <w:tcPr>
             <w:tcW w:type="dxa" w:w="1701"/>
@@ -5184,6 +5616,9 @@
         </w:tc>
       </w:tr>
       <w:tr>
+        <w:trPr>
+          <w:cantSplit/>
+        </w:trPr>
         <w:tc>
           <w:tcPr>
             <w:tcW w:type="dxa" w:w="1701"/>
@@ -5246,6 +5681,9 @@
         </w:tc>
       </w:tr>
       <w:tr>
+        <w:trPr>
+          <w:cantSplit/>
+        </w:trPr>
         <w:tc>
           <w:tcPr>
             <w:tcW w:type="dxa" w:w="1701"/>
@@ -5308,6 +5746,9 @@
         </w:tc>
       </w:tr>
       <w:tr>
+        <w:trPr>
+          <w:cantSplit/>
+        </w:trPr>
         <w:tc>
           <w:tcPr>
             <w:tcW w:type="dxa" w:w="1701"/>
@@ -5370,6 +5811,9 @@
         </w:tc>
       </w:tr>
       <w:tr>
+        <w:trPr>
+          <w:cantSplit/>
+        </w:trPr>
         <w:tc>
           <w:tcPr>
             <w:tcW w:type="dxa" w:w="1701"/>
@@ -5466,7 +5910,7 @@
           <w:color w:val="5B636B"/>
           <w:sz w:val="19"/>
         </w:rPr>
-        <w:t>这个数字带来的第一个判断是：不改 Prompt。可表达子集已经 92.3%，题量与题型几乎全中，再调 Prompt 是在已经及格的地方刷分；该动的是简答分值这条产品缺口。这也是量化的用处——它能拦住「感觉还能更好」带来的无效迭代。</w:t>
+        <w:t>这个数字带来的第一个判断是：不改 Prompt。可表达子集已经 92.3%，题量与题型几乎全中，再调 Prompt 是在已经及格的地方刷分；该动的是简答分值这条产品缺口。这也是量化的用处——它能拦住「感觉还能更好」带来的无效迭代。这条判断已经落地：简答分值（R-01）与教师人工批改（R-02）在 2026-10-27 晚间实现并通过 5/5 与七步闭环。留一个诚实缺口：**修完之后还没有重跑 `pnpm eval`**，所以本文只报修之前的 42.9% / 92.3%，不预测修好之后会是多少——那要等重跑，且要连同需求文本一起改（旧需求写「共 20 分」，现在简答带分是「共 25 分」）。</w:t>
       </w:r>
     </w:p>
     <w:p>
@@ -5546,7 +5990,20 @@
           <w:rFonts w:ascii="Segoe UI" w:hAnsi="Segoe UI" w:eastAsia="Microsoft YaHei"/>
           <w:sz w:val="20"/>
         </w:rPr>
-        <w:t>三条回放录像仍是最早用本机 OpenAI 兼容 stub 录的（meta.json 的 upstream 如实写着 local-stub）。本轮已经拿到可用 Key 并真跑了 28 条评测，但没重录这三条：重录会替换 fixture 内容，连带要重跑 verify.mjs 的 VC1–VC4 与浏览器闭环证据，赶在冻结前动它们不划算，留到下一轮。</w:t>
+        <w:t>三条回放录像原本是本机 OpenAI 兼容 stub 录的（meta.json 的 upstream 如实写着 local-stub）。R-01 升 Prompt v2 时已用真 DeepSeek 重录三条，upstream 变成 api.deepseek.com——这一条从缺口变成了已补齐，写在这里是为了留痕。</w:t>
+      </w:r>
+    </w:p>
+    <w:p>
+      <w:pPr>
+        <w:pStyle w:val="ListBullet"/>
+        <w:spacing w:after="60" w:line="324" w:lineRule="auto"/>
+      </w:pPr>
+      <w:r>
+        <w:rPr>
+          <w:rFonts w:ascii="Segoe UI" w:hAnsi="Segoe UI" w:eastAsia="Microsoft YaHei"/>
+          <w:sz w:val="20"/>
+        </w:rPr>
+        <w:t>人工批改只有「能打分」：没有 graded_by 的教学审计链、没有撤销上一次批改的显式操作、教师看不到评分要点与参考答案，批改路径也不在 pnpm eval 的覆盖里（只有 verify.mjs 的 VC5 与闭环第 7 步两条证据）。</w:t>
       </w:r>
     </w:p>
     <w:p>
@@ -5624,7 +6081,7 @@
           <w:color w:val="1F2328"/>
           <w:sz w:val="17"/>
         </w:rPr>
-        <w:t>node scripts/browser-closed-loop.mjs # 期望：六步截图落盘 + stdout 打 JSON 摘要（需本机 Chrome）</w:t>
+        <w:t>node scripts/browser-closed-loop.mjs # 期望：七步截图落盘 + stdout 打 JSON 摘要（需本机 Chrome）</w:t>
       </w:r>
       <w:r>
         <w:br/>
@@ -5653,13 +6110,9 @@
       </w:r>
     </w:p>
     <w:p>
-      <w:r>
-        <w:br w:type="page"/>
-      </w:r>
-    </w:p>
-    <w:p>
       <w:pPr>
         <w:keepNext/>
+        <w:pageBreakBefore/>
         <w:spacing w:before="280" w:after="100"/>
       </w:pPr>
       <w:r>
@@ -5821,6 +6274,9 @@
         <w:gridCol w:w="2379"/>
       </w:tblGrid>
       <w:tr>
+        <w:trPr>
+          <w:cantSplit/>
+        </w:trPr>
         <w:tc>
           <w:tcPr>
             <w:tcW w:type="dxa" w:w="907"/>
@@ -5903,6 +6359,9 @@
         </w:tc>
       </w:tr>
       <w:tr>
+        <w:trPr>
+          <w:cantSplit/>
+        </w:trPr>
         <w:tc>
           <w:tcPr>
             <w:tcW w:type="dxa" w:w="907"/>
@@ -5985,6 +6444,9 @@
         </w:tc>
       </w:tr>
       <w:tr>
+        <w:trPr>
+          <w:cantSplit/>
+        </w:trPr>
         <w:tc>
           <w:tcPr>
             <w:tcW w:type="dxa" w:w="907"/>
@@ -6186,6 +6648,9 @@
         <w:gridCol w:w="2379"/>
       </w:tblGrid>
       <w:tr>
+        <w:trPr>
+          <w:cantSplit/>
+        </w:trPr>
         <w:tc>
           <w:tcPr>
             <w:tcW w:type="dxa" w:w="1020"/>
@@ -6268,6 +6733,9 @@
         </w:tc>
       </w:tr>
       <w:tr>
+        <w:trPr>
+          <w:cantSplit/>
+        </w:trPr>
         <w:tc>
           <w:tcPr>
             <w:tcW w:type="dxa" w:w="1020"/>
@@ -6350,6 +6818,9 @@
         </w:tc>
       </w:tr>
       <w:tr>
+        <w:trPr>
+          <w:cantSplit/>
+        </w:trPr>
         <w:tc>
           <w:tcPr>
             <w:tcW w:type="dxa" w:w="1020"/>
@@ -6432,6 +6903,9 @@
         </w:tc>
       </w:tr>
       <w:tr>
+        <w:trPr>
+          <w:cantSplit/>
+        </w:trPr>
         <w:tc>
           <w:tcPr>
             <w:tcW w:type="dxa" w:w="1020"/>
@@ -6514,6 +6988,9 @@
         </w:tc>
       </w:tr>
       <w:tr>
+        <w:trPr>
+          <w:cantSplit/>
+        </w:trPr>
         <w:tc>
           <w:tcPr>
             <w:tcW w:type="dxa" w:w="1020"/>
@@ -6596,6 +7073,9 @@
         </w:tc>
       </w:tr>
       <w:tr>
+        <w:trPr>
+          <w:cantSplit/>
+        </w:trPr>
         <w:tc>
           <w:tcPr>
             <w:tcW w:type="dxa" w:w="1020"/>
@@ -6678,6 +7158,9 @@
         </w:tc>
       </w:tr>
       <w:tr>
+        <w:trPr>
+          <w:cantSplit/>
+        </w:trPr>
         <w:tc>
           <w:tcPr>
             <w:tcW w:type="dxa" w:w="1020"/>
@@ -6838,7 +7321,7 @@
           <w:rFonts w:ascii="Segoe UI" w:hAnsi="Segoe UI" w:eastAsia="Microsoft YaHei"/>
           <w:sz w:val="20"/>
         </w:rPr>
-        <w:t>提交纪律：commit-msg 钩子强制 feat / fix / test 必须带 [Pxx] 或 [AI-TEST] 标签，保证 73 次提交能追到具体迭代与对话链。</w:t>
+        <w:t>提交纪律：commit-msg 钩子强制 feat / fix / test 必须带 [Pxx] 或 [AI-TEST] 标签，保证 83 次提交能追到具体迭代与对话链。</w:t>
       </w:r>
     </w:p>
     <w:p>
@@ -6867,7 +7350,7 @@
           <w:color w:val="1F2328"/>
           <w:sz w:val="20"/>
         </w:rPr>
-        <w:t>上表讲的是「为什么这么做」，下表是可以直接按图索骥去读代码的索引：每条技术点在仓库里的确切位置，以及它在七项要求里服务于哪一项。</w:t>
+        <w:t>上表讲「为什么这么做」，下表是代码索引：每条技术点的确切位置，以及它服务于七项要求里的哪一项。</w:t>
       </w:r>
     </w:p>
     <w:tbl>
@@ -6885,6 +7368,9 @@
         <w:gridCol w:w="2379"/>
       </w:tblGrid>
       <w:tr>
+        <w:trPr>
+          <w:cantSplit/>
+        </w:trPr>
         <w:tc>
           <w:tcPr>
             <w:tcW w:type="dxa" w:w="1134"/>
@@ -6967,6 +7453,9 @@
         </w:tc>
       </w:tr>
       <w:tr>
+        <w:trPr>
+          <w:cantSplit/>
+        </w:trPr>
         <w:tc>
           <w:tcPr>
             <w:tcW w:type="dxa" w:w="1134"/>
@@ -7023,7 +7512,7 @@
                 <w:color w:val="1F2328"/>
                 <w:sz w:val="16"/>
               </w:rPr>
-              <w:t>Zod 定义同时产出运行时校验与编译期类型；R1–R8 是行级规则</w:t>
+              <w:t>同一份 Zod 定义产出运行时校验与编译期类型</w:t>
             </w:r>
           </w:p>
         </w:tc>
@@ -7049,6 +7538,9 @@
         </w:tc>
       </w:tr>
       <w:tr>
+        <w:trPr>
+          <w:cantSplit/>
+        </w:trPr>
         <w:tc>
           <w:tcPr>
             <w:tcW w:type="dxa" w:w="1134"/>
@@ -7131,6 +7623,9 @@
         </w:tc>
       </w:tr>
       <w:tr>
+        <w:trPr>
+          <w:cantSplit/>
+        </w:trPr>
         <w:tc>
           <w:tcPr>
             <w:tcW w:type="dxa" w:w="1134"/>
@@ -7213,6 +7708,9 @@
         </w:tc>
       </w:tr>
       <w:tr>
+        <w:trPr>
+          <w:cantSplit/>
+        </w:trPr>
         <w:tc>
           <w:tcPr>
             <w:tcW w:type="dxa" w:w="1134"/>
@@ -7269,7 +7767,7 @@
                 <w:color w:val="1F2328"/>
                 <w:sz w:val="16"/>
               </w:rPr>
-              <w:t>手写 OpenAI 兼容读取；四种模式共用一份时序语义；行级错误带错误码</w:t>
+              <w:t>手写 OpenAI 兼容读取；四种模式同一套时序；错误带码</w:t>
             </w:r>
           </w:p>
         </w:tc>
@@ -7295,6 +7793,9 @@
         </w:tc>
       </w:tr>
       <w:tr>
+        <w:trPr>
+          <w:cantSplit/>
+        </w:trPr>
         <w:tc>
           <w:tcPr>
             <w:tcW w:type="dxa" w:w="1134"/>
@@ -7377,6 +7878,9 @@
         </w:tc>
       </w:tr>
       <w:tr>
+        <w:trPr>
+          <w:cantSplit/>
+        </w:trPr>
         <w:tc>
           <w:tcPr>
             <w:tcW w:type="dxa" w:w="1134"/>
@@ -7433,7 +7937,7 @@
                 <w:color w:val="1F2328"/>
                 <w:sz w:val="16"/>
               </w:rPr>
-              <w:t>发布 = 追加不可变版本；旧版提交 409；得分回填看板</w:t>
+              <w:t>发布 = 追加不可变版本；旧版提交 409；得分回填看板；简答记 pendingScore</w:t>
             </w:r>
           </w:p>
         </w:tc>
@@ -7459,6 +7963,94 @@
         </w:tc>
       </w:tr>
       <w:tr>
+        <w:trPr>
+          <w:cantSplit/>
+        </w:trPr>
+        <w:tc>
+          <w:tcPr>
+            <w:tcW w:type="dxa" w:w="1134"/>
+          </w:tcPr>
+          <w:p>
+            <w:pPr>
+              <w:spacing w:after="20" w:line="288" w:lineRule="auto"/>
+            </w:pPr>
+            <w:r/>
+            <w:r>
+              <w:rPr>
+                <w:rFonts w:ascii="Segoe UI" w:hAnsi="Segoe UI" w:eastAsia="Microsoft YaHei"/>
+                <w:b w:val="0"/>
+                <w:color w:val="1F2328"/>
+                <w:sz w:val="16"/>
+              </w:rPr>
+              <w:t>人工批改</w:t>
+            </w:r>
+          </w:p>
+        </w:tc>
+        <w:tc>
+          <w:tcPr>
+            <w:tcW w:type="dxa" w:w="3572"/>
+          </w:tcPr>
+          <w:p>
+            <w:pPr>
+              <w:spacing w:after="20" w:line="288" w:lineRule="auto"/>
+            </w:pPr>
+            <w:r/>
+            <w:r>
+              <w:rPr>
+                <w:rFonts w:ascii="Segoe UI" w:hAnsi="Segoe UI" w:eastAsia="Microsoft YaHei"/>
+                <w:b w:val="0"/>
+                <w:color w:val="1F2328"/>
+                <w:sz w:val="16"/>
+              </w:rPr>
+              <w:t>server/src/grade-route.ts、db/schema.ts（manual_grades）、web/src/dashboard/GradeForm.tsx</w:t>
+            </w:r>
+          </w:p>
+        </w:tc>
+        <w:tc>
+          <w:tcPr>
+            <w:tcW w:type="dxa" w:w="3628"/>
+          </w:tcPr>
+          <w:p>
+            <w:pPr>
+              <w:spacing w:after="20" w:line="288" w:lineRule="auto"/>
+            </w:pPr>
+            <w:r/>
+            <w:r>
+              <w:rPr>
+                <w:rFonts w:ascii="Segoe UI" w:hAnsi="Segoe UI" w:eastAsia="Microsoft YaHei"/>
+                <w:b w:val="0"/>
+                <w:color w:val="1F2328"/>
+                <w:sz w:val="16"/>
+              </w:rPr>
+              <w:t>逐题覆盖写；批改后总分与待批分重算；看板与 CSV 同口径</w:t>
+            </w:r>
+          </w:p>
+        </w:tc>
+        <w:tc>
+          <w:tcPr>
+            <w:tcW w:type="dxa" w:w="737"/>
+          </w:tcPr>
+          <w:p>
+            <w:pPr>
+              <w:spacing w:after="20" w:line="288" w:lineRule="auto"/>
+            </w:pPr>
+            <w:r/>
+            <w:r>
+              <w:rPr>
+                <w:rFonts w:ascii="Segoe UI" w:hAnsi="Segoe UI" w:eastAsia="Microsoft YaHei"/>
+                <w:b w:val="0"/>
+                <w:color w:val="1F2328"/>
+                <w:sz w:val="16"/>
+              </w:rPr>
+              <w:t>1、5</w:t>
+            </w:r>
+          </w:p>
+        </w:tc>
+      </w:tr>
+      <w:tr>
+        <w:trPr>
+          <w:cantSplit/>
+        </w:trPr>
         <w:tc>
           <w:tcPr>
             <w:tcW w:type="dxa" w:w="1134"/>
@@ -7542,13 +8134,9 @@
       </w:tr>
     </w:tbl>
     <w:p>
-      <w:r>
-        <w:br w:type="page"/>
-      </w:r>
-    </w:p>
-    <w:p>
       <w:pPr>
         <w:keepNext/>
+        <w:pageBreakBefore/>
         <w:spacing w:before="280" w:after="100"/>
       </w:pPr>
       <w:r>
@@ -7572,7 +8160,7 @@
           <w:color w:val="1F2328"/>
           <w:sz w:val="18"/>
         </w:rPr>
-        <w:t>全部图片来自同一次真浏览器运行（node scripts/browser-closed-loop.mjs，2026-10-27 18:41），由脚本在每一步自动落盘到 docs/evidence/，文件名前缀就是步骤序号，没有手工摆拍、没有事后补图。页面里的数据来自 mock 模式的内置脚本（含一条故意写坏再修复的题），教师账号与提交记录由 pnpm seed 生成，全部虚构。</w:t>
+        <w:t>全部图片来自同一次真浏览器运行（node scripts/browser-closed-loop.mjs，2026-10-27 23:38），由脚本在每一步自动落盘到 docs/evidence/，文件名前缀就是步骤序号，没有手工摆拍、没有事后补图。页面里的数据来自 mock 模式的内置脚本（含一条故意写坏再修复的题），教师账号与提交记录由 pnpm seed 生成，全部虚构。</w:t>
       </w:r>
     </w:p>
     <w:tbl>
@@ -7808,7 +8396,7 @@
           <w:color w:val="5B636B"/>
           <w:sz w:val="17"/>
         </w:rPr>
-        <w:t>图 5-3 / 5-4　左：发布面板（门禁通过才能发布，给出学生短链）；右：教师看板（新增一行，20 / 20）</w:t>
+        <w:t>图 5-3 / 5-4　左：发布面板（门禁通过才能发布，给出学生短链）；右：教师看板（新增一行 20 / 25，另有 5 分待批改，右侧出现「批改」入口）</w:t>
       </w:r>
     </w:p>
     <w:tbl>
@@ -7972,7 +8560,79 @@
           <w:color w:val="5B636B"/>
           <w:sz w:val="17"/>
         </w:rPr>
-        <w:t>图 5-5 / 5-6 / 5-7　手机视口三态：未作答 → 作答中 → 提交成功 20 分（无答案、解析、难度标签）</w:t>
+        <w:t>图 5-5 / 5-6 / 5-7　手机视口三态：未作答 → 作答中 → 提交成功（客观题 20 分，简答 5 分待批，无答案、解析、难度标签）</w:t>
+      </w:r>
+    </w:p>
+    <w:tbl>
+      <w:tblPr>
+        <w:tblW w:type="auto" w:w="0"/>
+        <w:jc w:val="center"/>
+        <w:tblLayout w:type="fixed"/>
+        <w:tblLook w:firstColumn="1" w:firstRow="1" w:lastColumn="0" w:lastRow="0" w:noHBand="0" w:noVBand="1" w:val="04A0"/>
+      </w:tblPr>
+      <w:tblGrid>
+        <w:gridCol w:w="7994"/>
+      </w:tblGrid>
+      <w:tr>
+        <w:tc>
+          <w:tcPr>
+            <w:tcW w:type="dxa" w:w="7994"/>
+          </w:tcPr>
+          <w:p>
+            <w:pPr>
+              <w:spacing w:after="40"/>
+              <w:jc w:val="center"/>
+            </w:pPr>
+            <w:r>
+              <w:drawing>
+                <wp:inline xmlns:a="http://schemas.openxmlformats.org/drawingml/2006/main" xmlns:pic="http://schemas.openxmlformats.org/drawingml/2006/picture">
+                  <wp:extent cx="4896000" cy="3598333"/>
+                  <wp:docPr id="8" name="Picture 8"/>
+                  <wp:cNvGraphicFramePr>
+                    <a:graphicFrameLocks noChangeAspect="1"/>
+                  </wp:cNvGraphicFramePr>
+                  <a:graphic>
+                    <a:graphicData uri="http://schemas.openxmlformats.org/drawingml/2006/picture">
+                      <pic:pic>
+                        <pic:nvPicPr>
+                          <pic:cNvPr id="0" name="08-graded.png"/>
+                          <pic:cNvPicPr/>
+                        </pic:nvPicPr>
+                        <pic:blipFill>
+                          <a:blip r:embed="rId17"/>
+                          <a:stretch>
+                            <a:fillRect/>
+                          </a:stretch>
+                        </pic:blipFill>
+                        <pic:spPr>
+                          <a:xfrm>
+                            <a:off x="0" y="0"/>
+                            <a:ext cx="4896000" cy="3598333"/>
+                          </a:xfrm>
+                          <a:prstGeom prst="rect"/>
+                        </pic:spPr>
+                      </pic:pic>
+                    </a:graphicData>
+                  </a:graphic>
+                </wp:inline>
+              </w:drawing>
+            </w:r>
+          </w:p>
+        </w:tc>
+      </w:tr>
+    </w:tbl>
+    <w:p>
+      <w:pPr>
+        <w:spacing w:before="40" w:after="200"/>
+        <w:jc w:val="center"/>
+      </w:pPr>
+      <w:r>
+        <w:rPr>
+          <w:rFonts w:ascii="Segoe UI" w:hAnsi="Segoe UI" w:eastAsia="Microsoft YaHei"/>
+          <w:color w:val="5B636B"/>
+          <w:sz w:val="17"/>
+        </w:rPr>
+        <w:t>图 5-8　第 7 步的教师批改面板：逐题显示学生原文与满分（5 分），输入 4 分后总分行由 20 / 25 重算为 24 / 25，简答列从「待批 5 分」变为「已批完」</w:t>
       </w:r>
     </w:p>
     <w:p>
@@ -7986,7 +8646,7 @@
           <w:color w:val="5B636B"/>
           <w:sz w:val="17"/>
         </w:rPr>
-        <w:t>另有一张 03b-published-dashboard.png（发布后回到看板的中间态）在仓库里，为避免重复未嵌入。七张图连号同源，可对照 docs/evidence/README.md 的「最近一次运行」表核验时间戳。</w:t>
+        <w:t>另有一张 03b-published-dashboard.png（发布后回到看板的中间态）在仓库里，为避免重复未嵌入。八张图连号同源，可对照 docs/evidence/README.md 的「最近一次运行」表核验时间戳。</w:t>
       </w:r>
     </w:p>
     <w:p>
@@ -8018,6 +8678,9 @@
         <w:gridCol w:w="4759"/>
       </w:tblGrid>
       <w:tr>
+        <w:trPr>
+          <w:cantSplit/>
+        </w:trPr>
         <w:tc>
           <w:tcPr>
             <w:tcW w:type="dxa" w:w="1928"/>
@@ -8060,6 +8723,9 @@
         </w:tc>
       </w:tr>
       <w:tr>
+        <w:trPr>
+          <w:cantSplit/>
+        </w:trPr>
         <w:tc>
           <w:tcPr>
             <w:tcW w:type="dxa" w:w="1928"/>
@@ -8102,6 +8768,9 @@
         </w:tc>
       </w:tr>
       <w:tr>
+        <w:trPr>
+          <w:cantSplit/>
+        </w:trPr>
         <w:tc>
           <w:tcPr>
             <w:tcW w:type="dxa" w:w="1928"/>
@@ -8144,6 +8813,9 @@
         </w:tc>
       </w:tr>
       <w:tr>
+        <w:trPr>
+          <w:cantSplit/>
+        </w:trPr>
         <w:tc>
           <w:tcPr>
             <w:tcW w:type="dxa" w:w="1928"/>
@@ -8180,12 +8852,15 @@
                 <w:color w:val="1F2328"/>
                 <w:sz w:val="17"/>
               </w:rPr>
-              <w:t>是。仓库的 73 次提交全部发生在 2026-10-26 至 10-27，为本次比赛新建，无历史版本对外发布</w:t>
+              <w:t>是。仓库的 83 次提交全部发生在 2026-10-26 至 10-27，为本次比赛新建，无历史版本对外发布</w:t>
             </w:r>
           </w:p>
         </w:tc>
       </w:tr>
       <w:tr>
+        <w:trPr>
+          <w:cantSplit/>
+        </w:trPr>
         <w:tc>
           <w:tcPr>
             <w:tcW w:type="dxa" w:w="1928"/>
@@ -8228,6 +8903,9 @@
         </w:tc>
       </w:tr>
       <w:tr>
+        <w:trPr>
+          <w:cantSplit/>
+        </w:trPr>
         <w:tc>
           <w:tcPr>
             <w:tcW w:type="dxa" w:w="1928"/>
@@ -8270,6 +8948,9 @@
         </w:tc>
       </w:tr>
       <w:tr>
+        <w:trPr>
+          <w:cantSplit/>
+        </w:trPr>
         <w:tc>
           <w:tcPr>
             <w:tcW w:type="dxa" w:w="1928"/>
@@ -8312,6 +8993,9 @@
         </w:tc>
       </w:tr>
       <w:tr>
+        <w:trPr>
+          <w:cantSplit/>
+        </w:trPr>
         <w:tc>
           <w:tcPr>
             <w:tcW w:type="dxa" w:w="1928"/>
@@ -8416,7 +9100,7 @@
           <w:rFonts w:ascii="Segoe UI" w:hAnsi="Segoe UI" w:eastAsia="Microsoft YaHei"/>
           <w:sz w:val="20"/>
         </w:rPr>
-        <w:t>仓库第一次提交是 chore: init pnpm monorepo，此后 73 次提交按迭代 I0–I5 推进，每条都能在 git log 里看到功能与测试成对出现；不存在一次性倒入大量代码的提交。</w:t>
+        <w:t>仓库第一次提交是 chore: init pnpm monorepo，此后 83 次提交按迭代 I0–I5 与省赛迭代推进，每条都能在 git log 里看到功能与测试成对出现；不存在一次性倒入大量代码的提交。</w:t>
       </w:r>
     </w:p>
     <w:p>
@@ -8459,6 +9143,9 @@
         <w:gridCol w:w="3173"/>
       </w:tblGrid>
       <w:tr>
+        <w:trPr>
+          <w:cantSplit/>
+        </w:trPr>
         <w:tc>
           <w:tcPr>
             <w:tcW w:type="dxa" w:w="3061"/>
@@ -8521,6 +9208,9 @@
         </w:tc>
       </w:tr>
       <w:tr>
+        <w:trPr>
+          <w:cantSplit/>
+        </w:trPr>
         <w:tc>
           <w:tcPr>
             <w:tcW w:type="dxa" w:w="3061"/>
@@ -8583,6 +9273,9 @@
         </w:tc>
       </w:tr>
       <w:tr>
+        <w:trPr>
+          <w:cantSplit/>
+        </w:trPr>
         <w:tc>
           <w:tcPr>
             <w:tcW w:type="dxa" w:w="3061"/>
@@ -8645,6 +9338,9 @@
         </w:tc>
       </w:tr>
       <w:tr>
+        <w:trPr>
+          <w:cantSplit/>
+        </w:trPr>
         <w:tc>
           <w:tcPr>
             <w:tcW w:type="dxa" w:w="3061"/>
@@ -8707,6 +9403,9 @@
         </w:tc>
       </w:tr>
       <w:tr>
+        <w:trPr>
+          <w:cantSplit/>
+        </w:trPr>
         <w:tc>
           <w:tcPr>
             <w:tcW w:type="dxa" w:w="3061"/>
@@ -8769,6 +9468,9 @@
         </w:tc>
       </w:tr>
       <w:tr>
+        <w:trPr>
+          <w:cantSplit/>
+        </w:trPr>
         <w:tc>
           <w:tcPr>
             <w:tcW w:type="dxa" w:w="3061"/>
@@ -8831,6 +9533,9 @@
         </w:tc>
       </w:tr>
       <w:tr>
+        <w:trPr>
+          <w:cantSplit/>
+        </w:trPr>
         <w:tc>
           <w:tcPr>
             <w:tcW w:type="dxa" w:w="3061"/>
@@ -8893,6 +9598,9 @@
         </w:tc>
       </w:tr>
       <w:tr>
+        <w:trPr>
+          <w:cantSplit/>
+        </w:trPr>
         <w:tc>
           <w:tcPr>
             <w:tcW w:type="dxa" w:w="3061"/>
@@ -8955,6 +9663,9 @@
         </w:tc>
       </w:tr>
       <w:tr>
+        <w:trPr>
+          <w:cantSplit/>
+        </w:trPr>
         <w:tc>
           <w:tcPr>
             <w:tcW w:type="dxa" w:w="3061"/>
@@ -9055,13 +9766,9 @@
       </w:r>
     </w:p>
     <w:p>
-      <w:r>
-        <w:br w:type="page"/>
-      </w:r>
-    </w:p>
-    <w:p>
       <w:pPr>
         <w:keepNext/>
+        <w:pageBreakBefore/>
         <w:spacing w:before="280" w:after="100"/>
       </w:pPr>
       <w:r>
@@ -9102,6 +9809,9 @@
         <w:gridCol w:w="3173"/>
       </w:tblGrid>
       <w:tr>
+        <w:trPr>
+          <w:cantSplit/>
+        </w:trPr>
         <w:tc>
           <w:tcPr>
             <w:tcW w:type="dxa" w:w="397"/>
@@ -9164,6 +9874,9 @@
         </w:tc>
       </w:tr>
       <w:tr>
+        <w:trPr>
+          <w:cantSplit/>
+        </w:trPr>
         <w:tc>
           <w:tcPr>
             <w:tcW w:type="dxa" w:w="397"/>
@@ -9226,6 +9939,9 @@
         </w:tc>
       </w:tr>
       <w:tr>
+        <w:trPr>
+          <w:cantSplit/>
+        </w:trPr>
         <w:tc>
           <w:tcPr>
             <w:tcW w:type="dxa" w:w="397"/>
@@ -9288,6 +10004,9 @@
         </w:tc>
       </w:tr>
       <w:tr>
+        <w:trPr>
+          <w:cantSplit/>
+        </w:trPr>
         <w:tc>
           <w:tcPr>
             <w:tcW w:type="dxa" w:w="397"/>
@@ -9324,7 +10043,7 @@
                 <w:color w:val="1F2328"/>
                 <w:sz w:val="17"/>
               </w:rPr>
-              <w:t>简答字段没有分值：shortFieldSchema 继承 baseFieldSchema</w:t>
+              <w:t>（已修复）简答字段没有分值 → R-01/R-02（c5c9b88 / 2c23c5e / 7bf0dbe）</w:t>
             </w:r>
           </w:p>
         </w:tc>
@@ -9344,12 +10063,15 @@
                 <w:color w:val="1F2328"/>
                 <w:sz w:val="17"/>
               </w:rPr>
-              <w:t>需求写「含 N 道简答、每题 5 分、共 M 分」时总分凑不出来，30 条评测需求里 15 条因此无解；整份达标率被压到 42.9%，去掉这一组是 92.3%。修法在 schema 侧，要连带改 isScoredItem、判分、publicView、web 渲染并升 schemaVersion</w:t>
+              <w:t>修前：需求写「含 N 道简答、每题 5 分、共 M 分」时总分凑不出来，30 条需求里 15 条无解，整份达标率被压到 42.9%（去掉这组 92.3%）。修法：short 可选带 score、新增 pendingScore、prompt 升 v2 重录回放、教师可人工批改；修后尚未重跑 eval</w:t>
             </w:r>
           </w:p>
         </w:tc>
       </w:tr>
       <w:tr>
+        <w:trPr>
+          <w:cantSplit/>
+        </w:trPr>
         <w:tc>
           <w:tcPr>
             <w:tcW w:type="dxa" w:w="397"/>
@@ -9412,6 +10134,9 @@
         </w:tc>
       </w:tr>
       <w:tr>
+        <w:trPr>
+          <w:cantSplit/>
+        </w:trPr>
         <w:tc>
           <w:tcPr>
             <w:tcW w:type="dxa" w:w="397"/>
@@ -9474,6 +10199,9 @@
         </w:tc>
       </w:tr>
       <w:tr>
+        <w:trPr>
+          <w:cantSplit/>
+        </w:trPr>
         <w:tc>
           <w:tcPr>
             <w:tcW w:type="dxa" w:w="397"/>
@@ -9536,6 +10264,9 @@
         </w:tc>
       </w:tr>
       <w:tr>
+        <w:trPr>
+          <w:cantSplit/>
+        </w:trPr>
         <w:tc>
           <w:tcPr>
             <w:tcW w:type="dxa" w:w="397"/>
@@ -9598,6 +10329,9 @@
         </w:tc>
       </w:tr>
       <w:tr>
+        <w:trPr>
+          <w:cantSplit/>
+        </w:trPr>
         <w:tc>
           <w:tcPr>
             <w:tcW w:type="dxa" w:w="397"/>
@@ -9660,6 +10394,9 @@
         </w:tc>
       </w:tr>
       <w:tr>
+        <w:trPr>
+          <w:cantSplit/>
+        </w:trPr>
         <w:tc>
           <w:tcPr>
             <w:tcW w:type="dxa" w:w="397"/>
@@ -9722,6 +10459,9 @@
         </w:tc>
       </w:tr>
       <w:tr>
+        <w:trPr>
+          <w:cantSplit/>
+        </w:trPr>
         <w:tc>
           <w:tcPr>
             <w:tcW w:type="dxa" w:w="397"/>
@@ -9847,7 +10587,7 @@
           <w:color w:val="1F2328"/>
           <w:sz w:val="17"/>
         </w:rPr>
-        <w:t>npx vitest run                        # 53 文件 / 590 用例</w:t>
+        <w:t>npx vitest run                        # 54 文件 / 616 用例</w:t>
       </w:r>
       <w:r>
         <w:br/>
@@ -9970,6 +10710,9 @@
         <w:gridCol w:w="3173"/>
       </w:tblGrid>
       <w:tr>
+        <w:trPr>
+          <w:cantSplit/>
+        </w:trPr>
         <w:tc>
           <w:tcPr>
             <w:tcW w:type="dxa" w:w="1814"/>
@@ -10032,6 +10775,9 @@
         </w:tc>
       </w:tr>
       <w:tr>
+        <w:trPr>
+          <w:cantSplit/>
+        </w:trPr>
         <w:tc>
           <w:tcPr>
             <w:tcW w:type="dxa" w:w="1814"/>
@@ -10048,7 +10794,7 @@
                 <w:color w:val="1F2328"/>
                 <w:sz w:val="17"/>
               </w:rPr>
-              <w:t>闭环截图 8 张</w:t>
+              <w:t>闭环截图 9 张</w:t>
             </w:r>
           </w:p>
         </w:tc>
@@ -10088,12 +10834,15 @@
                 <w:color w:val="1F2328"/>
                 <w:sz w:val="17"/>
               </w:rPr>
-              <w:t>界面真的能用：六步点得通，不是只有接口</w:t>
+              <w:t>界面真的能用：七步点得通，含教师批改，不是只有接口</w:t>
             </w:r>
           </w:p>
         </w:tc>
       </w:tr>
       <w:tr>
+        <w:trPr>
+          <w:cantSplit/>
+        </w:trPr>
         <w:tc>
           <w:tcPr>
             <w:tcW w:type="dxa" w:w="1814"/>
@@ -10156,6 +10905,9 @@
         </w:tc>
       </w:tr>
       <w:tr>
+        <w:trPr>
+          <w:cantSplit/>
+        </w:trPr>
         <w:tc>
           <w:tcPr>
             <w:tcW w:type="dxa" w:w="1814"/>
@@ -10218,6 +10970,9 @@
         </w:tc>
       </w:tr>
       <w:tr>
+        <w:trPr>
+          <w:cantSplit/>
+        </w:trPr>
         <w:tc>
           <w:tcPr>
             <w:tcW w:type="dxa" w:w="1814"/>
@@ -10280,6 +11035,9 @@
         </w:tc>
       </w:tr>
       <w:tr>
+        <w:trPr>
+          <w:cantSplit/>
+        </w:trPr>
         <w:tc>
           <w:tcPr>
             <w:tcW w:type="dxa" w:w="1814"/>
@@ -10342,6 +11100,9 @@
         </w:tc>
       </w:tr>
       <w:tr>
+        <w:trPr>
+          <w:cantSplit/>
+        </w:trPr>
         <w:tc>
           <w:tcPr>
             <w:tcW w:type="dxa" w:w="1814"/>
@@ -10404,6 +11165,9 @@
         </w:tc>
       </w:tr>
       <w:tr>
+        <w:trPr>
+          <w:cantSplit/>
+        </w:trPr>
         <w:tc>
           <w:tcPr>
             <w:tcW w:type="dxa" w:w="1814"/>
@@ -10440,7 +11204,7 @@
                 <w:color w:val="1F2328"/>
                 <w:sz w:val="17"/>
               </w:rPr>
-              <w:t>53 个 *.test.ts、4 个 tsconfig、oxlint 配置</w:t>
+              <w:t>54 个 *.test.ts、4 个 tsconfig、oxlint 配置</w:t>
             </w:r>
           </w:p>
         </w:tc>
@@ -10460,7 +11224,7 @@
                 <w:color w:val="1F2328"/>
                 <w:sz w:val="17"/>
               </w:rPr>
-              <w:t>590 用例、0 类型错、0 告警</w:t>
+              <w:t>616 用例、0 类型错、0 告警</w:t>
             </w:r>
           </w:p>
         </w:tc>
@@ -10553,6 +11317,9 @@
         <w:gridCol w:w="1586"/>
       </w:tblGrid>
       <w:tr>
+        <w:trPr>
+          <w:cantSplit/>
+        </w:trPr>
         <w:tc>
           <w:tcPr>
             <w:tcW w:type="dxa" w:w="1474"/>
@@ -10675,6 +11442,9 @@
         </w:tc>
       </w:tr>
       <w:tr>
+        <w:trPr>
+          <w:cantSplit/>
+        </w:trPr>
         <w:tc>
           <w:tcPr>
             <w:tcW w:type="dxa" w:w="1474"/>
@@ -10797,6 +11567,9 @@
         </w:tc>
       </w:tr>
       <w:tr>
+        <w:trPr>
+          <w:cantSplit/>
+        </w:trPr>
         <w:tc>
           <w:tcPr>
             <w:tcW w:type="dxa" w:w="1474"/>
@@ -10919,6 +11692,9 @@
         </w:tc>
       </w:tr>
       <w:tr>
+        <w:trPr>
+          <w:cantSplit/>
+        </w:trPr>
         <w:tc>
           <w:tcPr>
             <w:tcW w:type="dxa" w:w="1474"/>
@@ -11041,6 +11817,9 @@
         </w:tc>
       </w:tr>
       <w:tr>
+        <w:trPr>
+          <w:cantSplit/>
+        </w:trPr>
         <w:tc>
           <w:tcPr>
             <w:tcW w:type="dxa" w:w="1474"/>
@@ -11782,6 +12561,9 @@
         <w:gridCol w:w="3173"/>
       </w:tblGrid>
       <w:tr>
+        <w:trPr>
+          <w:cantSplit/>
+        </w:trPr>
         <w:tc>
           <w:tcPr>
             <w:tcW w:type="dxa" w:w="2041"/>
@@ -11844,6 +12626,9 @@
         </w:tc>
       </w:tr>
       <w:tr>
+        <w:trPr>
+          <w:cantSplit/>
+        </w:trPr>
         <w:tc>
           <w:tcPr>
             <w:tcW w:type="dxa" w:w="2041"/>
@@ -11906,6 +12691,9 @@
         </w:tc>
       </w:tr>
       <w:tr>
+        <w:trPr>
+          <w:cantSplit/>
+        </w:trPr>
         <w:tc>
           <w:tcPr>
             <w:tcW w:type="dxa" w:w="2041"/>
@@ -11968,6 +12756,9 @@
         </w:tc>
       </w:tr>
       <w:tr>
+        <w:trPr>
+          <w:cantSplit/>
+        </w:trPr>
         <w:tc>
           <w:tcPr>
             <w:tcW w:type="dxa" w:w="2041"/>
@@ -12030,6 +12821,9 @@
         </w:tc>
       </w:tr>
       <w:tr>
+        <w:trPr>
+          <w:cantSplit/>
+        </w:trPr>
         <w:tc>
           <w:tcPr>
             <w:tcW w:type="dxa" w:w="2041"/>
@@ -12092,6 +12886,9 @@
         </w:tc>
       </w:tr>
       <w:tr>
+        <w:trPr>
+          <w:cantSplit/>
+        </w:trPr>
         <w:tc>
           <w:tcPr>
             <w:tcW w:type="dxa" w:w="2041"/>
@@ -12154,6 +12951,9 @@
         </w:tc>
       </w:tr>
       <w:tr>
+        <w:trPr>
+          <w:cantSplit/>
+        </w:trPr>
         <w:tc>
           <w:tcPr>
             <w:tcW w:type="dxa" w:w="2041"/>
@@ -12210,7 +13010,7 @@
                 <w:color w:val="1F2328"/>
                 <w:sz w:val="17"/>
               </w:rPr>
-              <w:t>提交行得分与 CSV 表头一致（本次闭环 20 / 20）</w:t>
+              <w:t>提交行得分与 CSV 表头一致（本次闭环 20 / 25，另有 5 分待批改）</w:t>
             </w:r>
           </w:p>
         </w:tc>
